--- a/CSC-575-DSA/Midterm/Mid term exam Questions.docx
+++ b/CSC-575-DSA/Midterm/Mid term exam Questions.docx
@@ -1348,7 +1348,6 @@
               <w:bottom w:val="nil"/>
               <w:right w:val="single" w:sz="4" w:space="0" w:color="auto"/>
             </w:tcBorders>
-            <w:shd w:val="clear" w:color="auto" w:fill="auto"/>
           </w:tcPr>
           <w:p>
             <w:pPr>
@@ -1485,7 +1484,6 @@
               <w:bottom w:val="nil"/>
               <w:right w:val="single" w:sz="4" w:space="0" w:color="auto"/>
             </w:tcBorders>
-            <w:shd w:val="clear" w:color="auto" w:fill="auto"/>
           </w:tcPr>
           <w:p>
             <w:pPr>
@@ -1685,7 +1683,6 @@
               <w:bottom w:val="nil"/>
               <w:right w:val="single" w:sz="4" w:space="0" w:color="auto"/>
             </w:tcBorders>
-            <w:shd w:val="clear" w:color="auto" w:fill="auto"/>
           </w:tcPr>
           <w:p>
             <w:pPr>
@@ -1842,7 +1839,6 @@
               <w:bottom w:val="nil"/>
               <w:right w:val="single" w:sz="4" w:space="0" w:color="auto"/>
             </w:tcBorders>
-            <w:shd w:val="clear" w:color="auto" w:fill="auto"/>
           </w:tcPr>
           <w:p>
             <w:pPr>
@@ -1983,7 +1979,6 @@
               <w:bottom w:val="nil"/>
               <w:right w:val="single" w:sz="4" w:space="0" w:color="auto"/>
             </w:tcBorders>
-            <w:shd w:val="clear" w:color="auto" w:fill="auto"/>
           </w:tcPr>
           <w:p>
             <w:pPr>
@@ -2140,7 +2135,6 @@
               <w:bottom w:val="nil"/>
               <w:right w:val="nil"/>
             </w:tcBorders>
-            <w:shd w:val="clear" w:color="auto" w:fill="auto"/>
           </w:tcPr>
           <w:p>
             <w:pPr>
@@ -2782,7 +2776,7 @@
           </mc:Choice>
           <mc:Fallback>
             <w:pict>
-              <v:group w14:anchorId="42375EAF" id="Group 49" o:spid="_x0000_s1026" style="position:absolute;left:0;text-align:left;margin-left:430.7pt;margin-top:.65pt;width:67.5pt;height:63.65pt;z-index:251683840" coordsize="8572,8082" o:gfxdata="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">
+              <v:group w14:anchorId="42375EAF" id="Group 49" o:spid="_x0000_s1026" style="position:absolute;left:0;text-align:left;margin-left:430.7pt;margin-top:.65pt;width:67.5pt;height:63.65pt;z-index:251683840" coordsize="8572,8082" o:gfxdata="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">
                 <v:shapetype id="_x0000_t120" coordsize="21600,21600" o:spt="120" path="m10800,qx,10800,10800,21600,21600,10800,10800,xe">
                   <v:path gradientshapeok="t" o:connecttype="custom" o:connectlocs="10800,0;3163,3163;0,10800;3163,18437;10800,21600;18437,18437;21600,10800;18437,3163" textboxrect="3163,3163,18437,18437"/>
                 </v:shapetype>
@@ -3243,6 +3237,7 @@
                 <w:rFonts w:asciiTheme="majorBidi" w:hAnsiTheme="majorBidi" w:cstheme="majorBidi"/>
                 <w:sz w:val="24"/>
                 <w:szCs w:val="24"/>
+                <w:highlight w:val="red"/>
               </w:rPr>
             </w:pPr>
             <w:r>
@@ -3250,6 +3245,7 @@
                 <w:rFonts w:asciiTheme="majorBidi" w:hAnsiTheme="majorBidi" w:cstheme="majorBidi"/>
                 <w:sz w:val="24"/>
                 <w:szCs w:val="24"/>
+                <w:highlight w:val="red"/>
               </w:rPr>
               <w:t>a</w:t>
             </w:r>
@@ -3306,6 +3302,7 @@
                 <w:rFonts w:asciiTheme="majorBidi" w:hAnsiTheme="majorBidi" w:cstheme="majorBidi"/>
                 <w:sz w:val="24"/>
                 <w:szCs w:val="24"/>
+                <w:highlight w:val="red"/>
               </w:rPr>
               <w:t>a</w:t>
             </w:r>
@@ -3334,6 +3331,7 @@
                 <w:rFonts w:asciiTheme="majorBidi" w:hAnsiTheme="majorBidi" w:cstheme="majorBidi"/>
                 <w:sz w:val="24"/>
                 <w:szCs w:val="24"/>
+                <w:highlight w:val="red"/>
               </w:rPr>
               <w:t>a</w:t>
             </w:r>
@@ -3418,6 +3416,7 @@
                 <w:rFonts w:asciiTheme="majorBidi" w:hAnsiTheme="majorBidi" w:cstheme="majorBidi"/>
                 <w:sz w:val="24"/>
                 <w:szCs w:val="24"/>
+                <w:highlight w:val="red"/>
               </w:rPr>
               <w:t>a</w:t>
             </w:r>
@@ -3446,6 +3445,7 @@
                 <w:rFonts w:asciiTheme="majorBidi" w:hAnsiTheme="majorBidi" w:cstheme="majorBidi"/>
                 <w:sz w:val="24"/>
                 <w:szCs w:val="24"/>
+                <w:highlight w:val="red"/>
               </w:rPr>
               <w:t>a</w:t>
             </w:r>
@@ -3474,6 +3474,7 @@
                 <w:rFonts w:asciiTheme="majorBidi" w:hAnsiTheme="majorBidi" w:cstheme="majorBidi"/>
                 <w:sz w:val="24"/>
                 <w:szCs w:val="24"/>
+                <w:highlight w:val="red"/>
               </w:rPr>
               <w:t>a</w:t>
             </w:r>
@@ -3653,6 +3654,7 @@
                 <w:color w:val="000000"/>
                 <w:sz w:val="24"/>
                 <w:szCs w:val="24"/>
+                <w:highlight w:val="red"/>
               </w:rPr>
               <w:t>b</w:t>
             </w:r>
@@ -3682,6 +3684,7 @@
                 <w:color w:val="000000"/>
                 <w:sz w:val="24"/>
                 <w:szCs w:val="24"/>
+                <w:highlight w:val="red"/>
               </w:rPr>
               <w:t>b</w:t>
             </w:r>
@@ -3795,9 +3798,9 @@
             <w:r>
               <w:rPr>
                 <w:rFonts w:asciiTheme="majorBidi" w:hAnsiTheme="majorBidi" w:cstheme="majorBidi"/>
-                <w:color w:val="000000"/>
                 <w:sz w:val="24"/>
                 <w:szCs w:val="24"/>
+                <w:highlight w:val="red"/>
               </w:rPr>
               <w:t>b</w:t>
             </w:r>
@@ -4158,6 +4161,7 @@
                 <w:color w:val="000000"/>
                 <w:sz w:val="24"/>
                 <w:szCs w:val="24"/>
+                <w:highlight w:val="red"/>
               </w:rPr>
               <w:t>d</w:t>
             </w:r>
@@ -5221,8 +5225,16 @@
         <w:rPr>
           <w:lang w:val="en-GB" w:eastAsia="en-GB"/>
         </w:rPr>
-        <w:t>3];</w:t>
-      </w:r>
+        <w:t>3</w:t>
+      </w:r>
+      <w:proofErr w:type="gramStart"/>
+      <w:r>
+        <w:rPr>
+          <w:lang w:val="en-GB" w:eastAsia="en-GB"/>
+        </w:rPr>
+        <w:t>];</w:t>
+      </w:r>
+      <w:proofErr w:type="gramEnd"/>
     </w:p>
     <w:p>
       <w:pPr>
@@ -5301,15 +5313,9 @@
         <w:rPr>
           <w:lang w:val="en-GB" w:eastAsia="en-GB"/>
         </w:rPr>
-        <w:t>String(</w:t>
+        <w:t>String();</w:t>
       </w:r>
       <w:proofErr w:type="gramEnd"/>
-      <w:r>
-        <w:rPr>
-          <w:lang w:val="en-GB" w:eastAsia="en-GB"/>
-        </w:rPr>
-        <w:t>);</w:t>
-      </w:r>
     </w:p>
     <w:p>
       <w:pPr>
@@ -6363,7 +6369,7 @@
           </mc:Choice>
           <mc:Fallback>
             <w:pict>
-              <v:group w14:anchorId="22538862" id="Group 45" o:spid="_x0000_s1029" style="position:absolute;left:0;text-align:left;margin-left:424.3pt;margin-top:-.1pt;width:67.5pt;height:63.65pt;z-index:251681792" coordsize="8572,8082" o:gfxdata="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">
+              <v:group w14:anchorId="22538862" id="Group 45" o:spid="_x0000_s1029" style="position:absolute;left:0;text-align:left;margin-left:424.3pt;margin-top:-.1pt;width:67.5pt;height:63.65pt;z-index:251681792" coordsize="8572,8082" o:gfxdata="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">
                 <v:shape id="Flowchart: Connector 40" o:spid="_x0000_s1030" type="#_x0000_t120" style="position:absolute;width:8572;height:8082;visibility:visible;mso-wrap-style:square;v-text-anchor:middle" o:gfxdata="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" filled="f" strokecolor="black [3213]" strokeweight=".5pt">
                   <v:stroke joinstyle="miter"/>
                   <v:textbox>
@@ -6553,7 +6559,6 @@
         <w:tc>
           <w:tcPr>
             <w:tcW w:w="516" w:type="dxa"/>
-            <w:shd w:val="clear" w:color="auto" w:fill="auto"/>
           </w:tcPr>
           <w:p>
             <w:pPr>
@@ -6578,7 +6583,6 @@
         <w:tc>
           <w:tcPr>
             <w:tcW w:w="6822" w:type="dxa"/>
-            <w:shd w:val="clear" w:color="auto" w:fill="auto"/>
           </w:tcPr>
           <w:p>
             <w:pPr>
@@ -6665,7 +6669,6 @@
         <w:tc>
           <w:tcPr>
             <w:tcW w:w="576" w:type="dxa"/>
-            <w:shd w:val="clear" w:color="auto" w:fill="auto"/>
           </w:tcPr>
           <w:p>
             <w:pPr>
@@ -6681,6 +6684,7 @@
             </w:pPr>
             <w:r>
               <w:rPr>
+                <w:highlight w:val="red"/>
                 <w:lang w:val="en-GB" w:eastAsia="en-GB"/>
               </w:rPr>
               <w:t>F</w:t>
@@ -6695,7 +6699,6 @@
         <w:tc>
           <w:tcPr>
             <w:tcW w:w="516" w:type="dxa"/>
-            <w:shd w:val="clear" w:color="auto" w:fill="auto"/>
           </w:tcPr>
           <w:p>
             <w:pPr>
@@ -6726,7 +6729,6 @@
         <w:tc>
           <w:tcPr>
             <w:tcW w:w="6822" w:type="dxa"/>
-            <w:shd w:val="clear" w:color="auto" w:fill="auto"/>
           </w:tcPr>
           <w:p>
             <w:pPr>
@@ -6809,6 +6811,7 @@
             </w:pPr>
             <w:r>
               <w:rPr>
+                <w:highlight w:val="red"/>
                 <w:lang w:val="en-GB" w:eastAsia="en-GB"/>
               </w:rPr>
               <w:t>T</w:t>
@@ -6818,7 +6821,6 @@
         <w:tc>
           <w:tcPr>
             <w:tcW w:w="576" w:type="dxa"/>
-            <w:shd w:val="clear" w:color="auto" w:fill="auto"/>
           </w:tcPr>
           <w:p>
             <w:pPr>
@@ -6848,7 +6850,6 @@
         <w:tc>
           <w:tcPr>
             <w:tcW w:w="516" w:type="dxa"/>
-            <w:shd w:val="clear" w:color="auto" w:fill="auto"/>
           </w:tcPr>
           <w:p>
             <w:pPr>
@@ -6873,7 +6874,6 @@
         <w:tc>
           <w:tcPr>
             <w:tcW w:w="6822" w:type="dxa"/>
-            <w:shd w:val="clear" w:color="auto" w:fill="auto"/>
           </w:tcPr>
           <w:p>
             <w:pPr>
@@ -6921,6 +6921,7 @@
             </w:pPr>
             <w:r>
               <w:rPr>
+                <w:highlight w:val="red"/>
                 <w:lang w:val="en-GB" w:eastAsia="en-GB"/>
               </w:rPr>
               <w:t>T</w:t>
@@ -6930,7 +6931,6 @@
         <w:tc>
           <w:tcPr>
             <w:tcW w:w="576" w:type="dxa"/>
-            <w:shd w:val="clear" w:color="auto" w:fill="auto"/>
           </w:tcPr>
           <w:p>
             <w:pPr>
@@ -6960,7 +6960,6 @@
         <w:tc>
           <w:tcPr>
             <w:tcW w:w="516" w:type="dxa"/>
-            <w:shd w:val="clear" w:color="auto" w:fill="auto"/>
           </w:tcPr>
           <w:p>
             <w:pPr>
@@ -6985,7 +6984,6 @@
         <w:tc>
           <w:tcPr>
             <w:tcW w:w="6822" w:type="dxa"/>
-            <w:shd w:val="clear" w:color="auto" w:fill="auto"/>
           </w:tcPr>
           <w:p>
             <w:pPr>
@@ -7063,6 +7061,7 @@
             </w:pPr>
             <w:r>
               <w:rPr>
+                <w:highlight w:val="red"/>
                 <w:lang w:val="en-GB" w:eastAsia="en-GB"/>
               </w:rPr>
               <w:t>T</w:t>
@@ -7072,7 +7071,6 @@
         <w:tc>
           <w:tcPr>
             <w:tcW w:w="576" w:type="dxa"/>
-            <w:shd w:val="clear" w:color="auto" w:fill="auto"/>
           </w:tcPr>
           <w:p>
             <w:pPr>
@@ -7102,7 +7100,6 @@
         <w:tc>
           <w:tcPr>
             <w:tcW w:w="516" w:type="dxa"/>
-            <w:shd w:val="clear" w:color="auto" w:fill="auto"/>
           </w:tcPr>
           <w:p>
             <w:pPr>
@@ -7127,7 +7124,6 @@
         <w:tc>
           <w:tcPr>
             <w:tcW w:w="6822" w:type="dxa"/>
-            <w:shd w:val="clear" w:color="auto" w:fill="auto"/>
           </w:tcPr>
           <w:p>
             <w:pPr>
@@ -7191,7 +7187,6 @@
         <w:tc>
           <w:tcPr>
             <w:tcW w:w="576" w:type="dxa"/>
-            <w:shd w:val="clear" w:color="auto" w:fill="auto"/>
           </w:tcPr>
           <w:p>
             <w:pPr>
@@ -7207,6 +7202,7 @@
             </w:pPr>
             <w:r>
               <w:rPr>
+                <w:highlight w:val="red"/>
                 <w:lang w:val="en-GB" w:eastAsia="en-GB"/>
               </w:rPr>
               <w:t>F</w:t>
@@ -7221,7 +7217,6 @@
         <w:tc>
           <w:tcPr>
             <w:tcW w:w="516" w:type="dxa"/>
-            <w:shd w:val="clear" w:color="auto" w:fill="auto"/>
           </w:tcPr>
           <w:p>
             <w:pPr>
@@ -7246,7 +7241,6 @@
         <w:tc>
           <w:tcPr>
             <w:tcW w:w="6822" w:type="dxa"/>
-            <w:shd w:val="clear" w:color="auto" w:fill="auto"/>
           </w:tcPr>
           <w:p>
             <w:pPr>
@@ -7286,6 +7280,7 @@
             </w:pPr>
             <w:r>
               <w:rPr>
+                <w:highlight w:val="red"/>
                 <w:lang w:val="en-GB" w:eastAsia="en-GB"/>
               </w:rPr>
               <w:t>T</w:t>
@@ -7295,7 +7290,6 @@
         <w:tc>
           <w:tcPr>
             <w:tcW w:w="576" w:type="dxa"/>
-            <w:shd w:val="clear" w:color="auto" w:fill="auto"/>
           </w:tcPr>
           <w:p>
             <w:pPr>
@@ -7325,7 +7319,6 @@
         <w:tc>
           <w:tcPr>
             <w:tcW w:w="516" w:type="dxa"/>
-            <w:shd w:val="clear" w:color="auto" w:fill="auto"/>
           </w:tcPr>
           <w:p>
             <w:pPr>
@@ -7356,7 +7349,6 @@
         <w:tc>
           <w:tcPr>
             <w:tcW w:w="6822" w:type="dxa"/>
-            <w:shd w:val="clear" w:color="auto" w:fill="auto"/>
           </w:tcPr>
           <w:p>
             <w:pPr>
@@ -7396,6 +7388,7 @@
             </w:pPr>
             <w:r>
               <w:rPr>
+                <w:highlight w:val="red"/>
                 <w:lang w:val="en-GB" w:eastAsia="en-GB"/>
               </w:rPr>
               <w:t>T</w:t>
@@ -7405,7 +7398,6 @@
         <w:tc>
           <w:tcPr>
             <w:tcW w:w="576" w:type="dxa"/>
-            <w:shd w:val="clear" w:color="auto" w:fill="auto"/>
           </w:tcPr>
           <w:p>
             <w:pPr>
@@ -7435,7 +7427,6 @@
         <w:tc>
           <w:tcPr>
             <w:tcW w:w="516" w:type="dxa"/>
-            <w:shd w:val="clear" w:color="auto" w:fill="auto"/>
           </w:tcPr>
           <w:p>
             <w:pPr>
@@ -7465,7 +7456,6 @@
         <w:tc>
           <w:tcPr>
             <w:tcW w:w="6822" w:type="dxa"/>
-            <w:shd w:val="clear" w:color="auto" w:fill="auto"/>
           </w:tcPr>
           <w:p>
             <w:pPr>
@@ -7504,6 +7494,7 @@
             </w:pPr>
             <w:r>
               <w:rPr>
+                <w:highlight w:val="red"/>
                 <w:lang w:val="en-GB" w:eastAsia="en-GB"/>
               </w:rPr>
               <w:t>T</w:t>
@@ -7513,7 +7504,6 @@
         <w:tc>
           <w:tcPr>
             <w:tcW w:w="576" w:type="dxa"/>
-            <w:shd w:val="clear" w:color="auto" w:fill="auto"/>
           </w:tcPr>
           <w:p>
             <w:pPr>
@@ -7543,7 +7533,6 @@
         <w:tc>
           <w:tcPr>
             <w:tcW w:w="516" w:type="dxa"/>
-            <w:shd w:val="clear" w:color="auto" w:fill="auto"/>
             <w:vAlign w:val="center"/>
           </w:tcPr>
           <w:p>
@@ -7569,7 +7558,6 @@
         <w:tc>
           <w:tcPr>
             <w:tcW w:w="6822" w:type="dxa"/>
-            <w:shd w:val="clear" w:color="auto" w:fill="auto"/>
             <w:vAlign w:val="center"/>
           </w:tcPr>
           <w:p>
@@ -7622,6 +7610,7 @@
             </w:pPr>
             <w:r>
               <w:rPr>
+                <w:highlight w:val="red"/>
                 <w:lang w:eastAsia="en-GB"/>
               </w:rPr>
               <w:t>T</w:t>
@@ -7631,7 +7620,6 @@
         <w:tc>
           <w:tcPr>
             <w:tcW w:w="576" w:type="dxa"/>
-            <w:shd w:val="clear" w:color="auto" w:fill="auto"/>
             <w:vAlign w:val="center"/>
           </w:tcPr>
           <w:p>
@@ -7662,7 +7650,6 @@
         <w:tc>
           <w:tcPr>
             <w:tcW w:w="516" w:type="dxa"/>
-            <w:shd w:val="clear" w:color="auto" w:fill="auto"/>
             <w:vAlign w:val="center"/>
           </w:tcPr>
           <w:p>
@@ -7688,7 +7675,6 @@
         <w:tc>
           <w:tcPr>
             <w:tcW w:w="6822" w:type="dxa"/>
-            <w:shd w:val="clear" w:color="auto" w:fill="auto"/>
             <w:vAlign w:val="center"/>
           </w:tcPr>
           <w:p>
@@ -7768,7 +7754,6 @@
         <w:tc>
           <w:tcPr>
             <w:tcW w:w="576" w:type="dxa"/>
-            <w:shd w:val="clear" w:color="auto" w:fill="auto"/>
             <w:vAlign w:val="center"/>
           </w:tcPr>
           <w:p>
@@ -7785,6 +7770,7 @@
             </w:pPr>
             <w:r>
               <w:rPr>
+                <w:highlight w:val="red"/>
                 <w:lang w:eastAsia="en-GB"/>
               </w:rPr>
               <w:t>F</w:t>
@@ -8161,7 +8147,7 @@
           </mc:Choice>
           <mc:Fallback>
             <w:pict>
-              <v:group w14:anchorId="131FF738" id="Group 3" o:spid="_x0000_s1032" style="position:absolute;left:0;text-align:left;margin-left:416.6pt;margin-top:1.4pt;width:67.5pt;height:63.6pt;z-index:251685888;mso-position-horizontal-relative:margin" coordsize="8572,8082" o:gfxdata="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">
+              <v:group w14:anchorId="131FF738" id="Group 3" o:spid="_x0000_s1032" style="position:absolute;left:0;text-align:left;margin-left:416.6pt;margin-top:1.4pt;width:67.5pt;height:63.6pt;z-index:251685888;mso-position-horizontal-relative:margin" coordsize="8572,8082" o:gfxdata="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">
                 <v:shape id="Flowchart: Connector 6" o:spid="_x0000_s1033" type="#_x0000_t120" style="position:absolute;width:8572;height:8082;visibility:visible;mso-wrap-style:square;v-text-anchor:middle" o:gfxdata="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" filled="f" strokecolor="black [3213]" strokeweight=".5pt">
                   <v:stroke joinstyle="miter"/>
                   <v:textbox>
@@ -8636,11 +8622,19 @@
         <w:t xml:space="preserve">” and </w:t>
       </w:r>
       <w:proofErr w:type="spellStart"/>
+      <w:proofErr w:type="gramStart"/>
       <w:r>
         <w:rPr>
           <w:bCs/>
         </w:rPr>
-        <w:t>interface“ListIterator</w:t>
+        <w:t>interface“</w:t>
+      </w:r>
+      <w:proofErr w:type="gramEnd"/>
+      <w:r>
+        <w:rPr>
+          <w:bCs/>
+        </w:rPr>
+        <w:t>ListIterator</w:t>
       </w:r>
       <w:proofErr w:type="spellEnd"/>
       <w:r>
@@ -10536,7 +10530,7 @@
             </wp:anchor>
           </w:drawing>
         </mc:Choice>
-        <mc:Fallback xmlns:a14="http://schemas.microsoft.com/office/drawing/2010/main" xmlns:a="http://schemas.openxmlformats.org/drawingml/2006/main">
+        <mc:Fallback xmlns:a="http://schemas.openxmlformats.org/drawingml/2006/main" xmlns:a14="http://schemas.microsoft.com/office/drawing/2010/main">
           <w:pict w14:anchorId="27C51E15">
             <v:line id="Straight Connector 5" style="position:absolute;z-index:251663360;visibility:visible;mso-wrap-style:square;mso-width-percent:0;mso-height-percent:0;mso-wrap-distance-left:9pt;mso-wrap-distance-top:-3e-5mm;mso-wrap-distance-right:9pt;mso-wrap-distance-bottom:-3e-5mm;mso-position-horizontal:absolute;mso-position-horizontal-relative:text;mso-position-vertical:absolute;mso-position-vertical-relative:text;mso-width-percent:0;mso-height-percent:0;mso-width-relative:page;mso-height-relative:page" o:spid="_x0000_s1026" strokecolor="#4f81bd" strokeweight="2pt" from="-53.65pt,5.75pt" to="504.35pt,5.75pt" w14:anchorId="34B3A931" o:gfxdata="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">
               <v:shadow on="t" opacity="24903f" offset="0,.55556mm" origin=",.5"/>
@@ -10646,7 +10640,7 @@
             </wp:anchor>
           </w:drawing>
         </mc:Choice>
-        <mc:Fallback xmlns:a14="http://schemas.microsoft.com/office/drawing/2010/main" xmlns:a="http://schemas.openxmlformats.org/drawingml/2006/main">
+        <mc:Fallback xmlns:a="http://schemas.openxmlformats.org/drawingml/2006/main" xmlns:a14="http://schemas.microsoft.com/office/drawing/2010/main">
           <w:pict w14:anchorId="4F37DF6E">
             <v:line id="Straight Connector 4" style="position:absolute;z-index:251668480;visibility:visible;mso-wrap-style:square;mso-width-percent:0;mso-height-percent:0;mso-wrap-distance-left:9pt;mso-wrap-distance-top:-3e-5mm;mso-wrap-distance-right:9pt;mso-wrap-distance-bottom:-3e-5mm;mso-position-horizontal:absolute;mso-position-horizontal-relative:text;mso-position-vertical:absolute;mso-position-vertical-relative:text;mso-width-percent:0;mso-height-percent:0;mso-width-relative:page;mso-height-relative:page" o:spid="_x0000_s1026" strokecolor="#4f81bd" strokeweight="2pt" from="-53.65pt,5.75pt" to="504.35pt,5.75pt" w14:anchorId="1EF14236" o:gfxdata="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">
               <v:shadow on="t" opacity="24903f" offset="0,.55556mm" origin=",.5"/>
@@ -10909,7 +10903,7 @@
             </wp:anchor>
           </w:drawing>
         </mc:Choice>
-        <mc:Fallback xmlns:a14="http://schemas.microsoft.com/office/drawing/2010/main" xmlns:pic="http://schemas.openxmlformats.org/drawingml/2006/picture" xmlns:a="http://schemas.openxmlformats.org/drawingml/2006/main">
+        <mc:Fallback xmlns:a="http://schemas.openxmlformats.org/drawingml/2006/main" xmlns:pic="http://schemas.openxmlformats.org/drawingml/2006/picture" xmlns:a14="http://schemas.microsoft.com/office/drawing/2010/main">
           <w:pict w14:anchorId="606860A2">
             <v:line id="Straight Connector 12" style="position:absolute;z-index:251661312;visibility:visible;mso-wrap-style:square;mso-width-percent:0;mso-height-percent:0;mso-wrap-distance-left:9pt;mso-wrap-distance-top:-3e-5mm;mso-wrap-distance-right:9pt;mso-wrap-distance-bottom:-3e-5mm;mso-position-horizontal:absolute;mso-position-horizontal-relative:text;mso-position-vertical:absolute;mso-position-vertical-relative:text;mso-width-percent:0;mso-height-percent:0;mso-width-relative:page;mso-height-relative:page" o:spid="_x0000_s1026" strokecolor="#4f81bd" strokeweight="2pt" from="-57.55pt,17.65pt" to="500.45pt,17.65pt" w14:anchorId="541D6B16" o:gfxdata="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">
               <v:shadow on="t" opacity="24903f" offset="0,.55556mm" origin=",.5"/>
@@ -11128,7 +11122,7 @@
             </wp:anchor>
           </w:drawing>
         </mc:Choice>
-        <mc:Fallback xmlns:a14="http://schemas.microsoft.com/office/drawing/2010/main" xmlns:pic="http://schemas.openxmlformats.org/drawingml/2006/picture" xmlns:a="http://schemas.openxmlformats.org/drawingml/2006/main">
+        <mc:Fallback xmlns:a="http://schemas.openxmlformats.org/drawingml/2006/main" xmlns:pic="http://schemas.openxmlformats.org/drawingml/2006/picture" xmlns:a14="http://schemas.microsoft.com/office/drawing/2010/main">
           <w:pict w14:anchorId="3F8501D6">
             <v:line id="Straight Connector 2" style="position:absolute;z-index:251666432;visibility:visible;mso-wrap-style:square;mso-width-percent:0;mso-height-percent:0;mso-wrap-distance-left:9pt;mso-wrap-distance-top:-3e-5mm;mso-wrap-distance-right:9pt;mso-wrap-distance-bottom:-3e-5mm;mso-position-horizontal:absolute;mso-position-horizontal-relative:text;mso-position-vertical:absolute;mso-position-vertical-relative:text;mso-width-percent:0;mso-height-percent:0;mso-width-relative:page;mso-height-relative:page" o:spid="_x0000_s1026" strokecolor="#4f81bd" strokeweight="2pt" from="-57.55pt,17.65pt" to="500.45pt,17.65pt" w14:anchorId="691FCB60" o:gfxdata="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">
               <v:shadow on="t" opacity="24903f" offset="0,.55556mm" origin=",.5"/>

--- a/CSC-575-DSA/Midterm/Mid term exam Questions.docx
+++ b/CSC-575-DSA/Midterm/Mid term exam Questions.docx
@@ -703,6 +703,12 @@
                 <w:b/>
               </w:rPr>
             </w:pPr>
+            <w:r>
+              <w:rPr>
+                <w:b/>
+              </w:rPr>
+              <w:t>Bradley Moore</w:t>
+            </w:r>
           </w:p>
         </w:tc>
         <w:tc>
@@ -745,6 +751,12 @@
                 <w:b/>
               </w:rPr>
             </w:pPr>
+            <w:r>
+              <w:rPr>
+                <w:b/>
+              </w:rPr>
+              <w:t>35737785</w:t>
+            </w:r>
           </w:p>
         </w:tc>
       </w:tr>
@@ -799,6 +811,12 @@
                 <w:b/>
               </w:rPr>
             </w:pPr>
+            <w:r>
+              <w:rPr>
+                <w:b/>
+              </w:rPr>
+              <w:t>CSC-575</w:t>
+            </w:r>
           </w:p>
         </w:tc>
         <w:tc>
@@ -838,6 +856,12 @@
                 <w:b/>
               </w:rPr>
             </w:pPr>
+            <w:r>
+              <w:rPr>
+                <w:b/>
+              </w:rPr>
+              <w:t>Dr. Makram SOUI</w:t>
+            </w:r>
           </w:p>
         </w:tc>
       </w:tr>
@@ -8676,6 +8700,1279 @@
           <w:b/>
           <w:bCs/>
           <w:color w:val="FF0000"/>
+        </w:rPr>
+      </w:pPr>
+      <w:r>
+        <w:rPr>
+          <w:b/>
+          <w:bCs/>
+          <w:color w:val="FF0000"/>
+        </w:rPr>
+        <w:t>//</w:t>
+      </w:r>
+      <w:r>
+        <w:rPr>
+          <w:b/>
+          <w:bCs/>
+          <w:color w:val="FF0000"/>
+        </w:rPr>
+        <w:t>//import LinkedList module</w:t>
+      </w:r>
+    </w:p>
+    <w:p>
+      <w:pPr>
+        <w:spacing w:after="120"/>
+        <w:jc w:val="right"/>
+        <w:rPr>
+          <w:b/>
+          <w:bCs/>
+          <w:color w:val="FF0000"/>
+        </w:rPr>
+      </w:pPr>
+      <w:r>
+        <w:rPr>
+          <w:b/>
+          <w:bCs/>
+          <w:color w:val="FF0000"/>
+        </w:rPr>
+        <w:t xml:space="preserve"> import </w:t>
+      </w:r>
+      <w:proofErr w:type="spellStart"/>
+      <w:proofErr w:type="gramStart"/>
+      <w:r>
+        <w:rPr>
+          <w:b/>
+          <w:bCs/>
+          <w:color w:val="FF0000"/>
+        </w:rPr>
+        <w:t>java.util</w:t>
+      </w:r>
+      <w:proofErr w:type="gramEnd"/>
+      <w:r>
+        <w:rPr>
+          <w:b/>
+          <w:bCs/>
+          <w:color w:val="FF0000"/>
+        </w:rPr>
+        <w:t>.</w:t>
+      </w:r>
+      <w:proofErr w:type="gramStart"/>
+      <w:r>
+        <w:rPr>
+          <w:b/>
+          <w:bCs/>
+          <w:color w:val="FF0000"/>
+        </w:rPr>
+        <w:t>LinkedList</w:t>
+      </w:r>
+      <w:proofErr w:type="spellEnd"/>
+      <w:r>
+        <w:rPr>
+          <w:b/>
+          <w:bCs/>
+          <w:color w:val="FF0000"/>
+        </w:rPr>
+        <w:t>;</w:t>
+      </w:r>
+      <w:proofErr w:type="gramEnd"/>
+    </w:p>
+    <w:p>
+      <w:pPr>
+        <w:spacing w:after="120"/>
+        <w:jc w:val="right"/>
+        <w:rPr>
+          <w:b/>
+          <w:bCs/>
+          <w:color w:val="FF0000"/>
+        </w:rPr>
+      </w:pPr>
+      <w:r>
+        <w:rPr>
+          <w:b/>
+          <w:bCs/>
+          <w:color w:val="FF0000"/>
+        </w:rPr>
+        <w:t xml:space="preserve">//import </w:t>
+      </w:r>
+      <w:proofErr w:type="spellStart"/>
+      <w:r>
+        <w:rPr>
+          <w:b/>
+          <w:bCs/>
+          <w:color w:val="FF0000"/>
+        </w:rPr>
+        <w:t>ListIterator</w:t>
+      </w:r>
+      <w:proofErr w:type="spellEnd"/>
+      <w:r>
+        <w:rPr>
+          <w:b/>
+          <w:bCs/>
+          <w:color w:val="FF0000"/>
+        </w:rPr>
+        <w:t xml:space="preserve"> module</w:t>
+      </w:r>
+    </w:p>
+    <w:p>
+      <w:pPr>
+        <w:spacing w:after="120"/>
+        <w:jc w:val="right"/>
+        <w:rPr>
+          <w:b/>
+          <w:bCs/>
+          <w:color w:val="FF0000"/>
+        </w:rPr>
+      </w:pPr>
+      <w:r>
+        <w:rPr>
+          <w:b/>
+          <w:bCs/>
+          <w:color w:val="FF0000"/>
+        </w:rPr>
+        <w:t xml:space="preserve">import </w:t>
+      </w:r>
+      <w:proofErr w:type="spellStart"/>
+      <w:proofErr w:type="gramStart"/>
+      <w:r>
+        <w:rPr>
+          <w:b/>
+          <w:bCs/>
+          <w:color w:val="FF0000"/>
+        </w:rPr>
+        <w:t>java.util</w:t>
+      </w:r>
+      <w:proofErr w:type="gramEnd"/>
+      <w:r>
+        <w:rPr>
+          <w:b/>
+          <w:bCs/>
+          <w:color w:val="FF0000"/>
+        </w:rPr>
+        <w:t>.</w:t>
+      </w:r>
+      <w:proofErr w:type="gramStart"/>
+      <w:r>
+        <w:rPr>
+          <w:b/>
+          <w:bCs/>
+          <w:color w:val="FF0000"/>
+        </w:rPr>
+        <w:t>ListIterator</w:t>
+      </w:r>
+      <w:proofErr w:type="spellEnd"/>
+      <w:r>
+        <w:rPr>
+          <w:b/>
+          <w:bCs/>
+          <w:color w:val="FF0000"/>
+        </w:rPr>
+        <w:t>;</w:t>
+      </w:r>
+      <w:proofErr w:type="gramEnd"/>
+    </w:p>
+    <w:p>
+      <w:pPr>
+        <w:spacing w:after="120"/>
+        <w:jc w:val="right"/>
+        <w:rPr>
+          <w:b/>
+          <w:bCs/>
+          <w:color w:val="FF0000"/>
+        </w:rPr>
+      </w:pPr>
+    </w:p>
+    <w:p>
+      <w:pPr>
+        <w:spacing w:after="120"/>
+        <w:jc w:val="right"/>
+        <w:rPr>
+          <w:b/>
+          <w:bCs/>
+          <w:color w:val="FF0000"/>
+        </w:rPr>
+      </w:pPr>
+      <w:r>
+        <w:rPr>
+          <w:b/>
+          <w:bCs/>
+          <w:color w:val="FF0000"/>
+        </w:rPr>
+        <w:t>//Create Class</w:t>
+      </w:r>
+    </w:p>
+    <w:p>
+      <w:pPr>
+        <w:spacing w:after="120"/>
+        <w:jc w:val="right"/>
+        <w:rPr>
+          <w:b/>
+          <w:bCs/>
+          <w:color w:val="FF0000"/>
+        </w:rPr>
+      </w:pPr>
+      <w:proofErr w:type="gramStart"/>
+      <w:r>
+        <w:rPr>
+          <w:b/>
+          <w:bCs/>
+          <w:color w:val="FF0000"/>
+        </w:rPr>
+        <w:t>public</w:t>
+      </w:r>
+      <w:proofErr w:type="gramEnd"/>
+      <w:r>
+        <w:rPr>
+          <w:b/>
+          <w:bCs/>
+          <w:color w:val="FF0000"/>
+        </w:rPr>
+        <w:t xml:space="preserve"> class </w:t>
+      </w:r>
+      <w:proofErr w:type="spellStart"/>
+      <w:proofErr w:type="gramStart"/>
+      <w:r>
+        <w:rPr>
+          <w:b/>
+          <w:bCs/>
+          <w:color w:val="FF0000"/>
+        </w:rPr>
+        <w:t>QuestionThreeA</w:t>
+      </w:r>
+      <w:proofErr w:type="spellEnd"/>
+      <w:r>
+        <w:rPr>
+          <w:b/>
+          <w:bCs/>
+          <w:color w:val="FF0000"/>
+        </w:rPr>
+        <w:t>{</w:t>
+      </w:r>
+      <w:proofErr w:type="gramEnd"/>
+    </w:p>
+    <w:p>
+      <w:pPr>
+        <w:spacing w:after="120"/>
+        <w:jc w:val="right"/>
+        <w:rPr>
+          <w:b/>
+          <w:bCs/>
+          <w:color w:val="FF0000"/>
+        </w:rPr>
+      </w:pPr>
+      <w:r>
+        <w:rPr>
+          <w:b/>
+          <w:bCs/>
+          <w:color w:val="FF0000"/>
+        </w:rPr>
+        <w:t xml:space="preserve">    public static void </w:t>
+      </w:r>
+      <w:proofErr w:type="gramStart"/>
+      <w:r>
+        <w:rPr>
+          <w:b/>
+          <w:bCs/>
+          <w:color w:val="FF0000"/>
+        </w:rPr>
+        <w:t>main(String[</w:t>
+      </w:r>
+      <w:proofErr w:type="gramEnd"/>
+      <w:r>
+        <w:rPr>
+          <w:b/>
+          <w:bCs/>
+          <w:color w:val="FF0000"/>
+        </w:rPr>
+        <w:t xml:space="preserve">] </w:t>
+      </w:r>
+      <w:proofErr w:type="spellStart"/>
+      <w:proofErr w:type="gramStart"/>
+      <w:r>
+        <w:rPr>
+          <w:b/>
+          <w:bCs/>
+          <w:color w:val="FF0000"/>
+        </w:rPr>
+        <w:t>args</w:t>
+      </w:r>
+      <w:proofErr w:type="spellEnd"/>
+      <w:r>
+        <w:rPr>
+          <w:b/>
+          <w:bCs/>
+          <w:color w:val="FF0000"/>
+        </w:rPr>
+        <w:t>) {</w:t>
+      </w:r>
+      <w:proofErr w:type="gramEnd"/>
+    </w:p>
+    <w:p>
+      <w:pPr>
+        <w:spacing w:after="120"/>
+        <w:jc w:val="right"/>
+        <w:rPr>
+          <w:b/>
+          <w:bCs/>
+          <w:color w:val="FF0000"/>
+        </w:rPr>
+      </w:pPr>
+      <w:r>
+        <w:rPr>
+          <w:b/>
+          <w:bCs/>
+          <w:color w:val="FF0000"/>
+        </w:rPr>
+        <w:t>        //Create Linked List instance call Books</w:t>
+      </w:r>
+    </w:p>
+    <w:p>
+      <w:pPr>
+        <w:spacing w:after="120"/>
+        <w:jc w:val="right"/>
+        <w:rPr>
+          <w:b/>
+          <w:bCs/>
+          <w:color w:val="FF0000"/>
+        </w:rPr>
+      </w:pPr>
+      <w:r>
+        <w:rPr>
+          <w:b/>
+          <w:bCs/>
+          <w:color w:val="FF0000"/>
+        </w:rPr>
+        <w:t>        LinkedList&lt;String&gt; Books = new LinkedList&lt;String</w:t>
+      </w:r>
+      <w:proofErr w:type="gramStart"/>
+      <w:r>
+        <w:rPr>
+          <w:b/>
+          <w:bCs/>
+          <w:color w:val="FF0000"/>
+        </w:rPr>
+        <w:t>&gt;();</w:t>
+      </w:r>
+      <w:proofErr w:type="gramEnd"/>
+    </w:p>
+    <w:p>
+      <w:pPr>
+        <w:spacing w:after="120"/>
+        <w:jc w:val="right"/>
+        <w:rPr>
+          <w:b/>
+          <w:bCs/>
+          <w:color w:val="FF0000"/>
+        </w:rPr>
+      </w:pPr>
+    </w:p>
+    <w:p>
+      <w:pPr>
+        <w:spacing w:after="120"/>
+        <w:jc w:val="right"/>
+        <w:rPr>
+          <w:b/>
+          <w:bCs/>
+          <w:color w:val="FF0000"/>
+        </w:rPr>
+      </w:pPr>
+      <w:r>
+        <w:rPr>
+          <w:b/>
+          <w:bCs/>
+          <w:color w:val="FF0000"/>
+        </w:rPr>
+        <w:t>        //Add Elements</w:t>
+      </w:r>
+    </w:p>
+    <w:p>
+      <w:pPr>
+        <w:spacing w:after="120"/>
+        <w:jc w:val="right"/>
+        <w:rPr>
+          <w:b/>
+          <w:bCs/>
+          <w:color w:val="FF0000"/>
+        </w:rPr>
+      </w:pPr>
+      <w:r>
+        <w:rPr>
+          <w:b/>
+          <w:bCs/>
+          <w:color w:val="FF0000"/>
+        </w:rPr>
+        <w:t xml:space="preserve">        </w:t>
+      </w:r>
+      <w:proofErr w:type="spellStart"/>
+      <w:r>
+        <w:rPr>
+          <w:b/>
+          <w:bCs/>
+          <w:color w:val="FF0000"/>
+        </w:rPr>
+        <w:t>Books.add</w:t>
+      </w:r>
+      <w:proofErr w:type="spellEnd"/>
+      <w:r>
+        <w:rPr>
+          <w:b/>
+          <w:bCs/>
+          <w:color w:val="FF0000"/>
+        </w:rPr>
+        <w:t>("Java"</w:t>
+      </w:r>
+      <w:proofErr w:type="gramStart"/>
+      <w:r>
+        <w:rPr>
+          <w:b/>
+          <w:bCs/>
+          <w:color w:val="FF0000"/>
+        </w:rPr>
+        <w:t>);</w:t>
+      </w:r>
+      <w:proofErr w:type="gramEnd"/>
+    </w:p>
+    <w:p>
+      <w:pPr>
+        <w:spacing w:after="120"/>
+        <w:jc w:val="right"/>
+        <w:rPr>
+          <w:b/>
+          <w:bCs/>
+          <w:color w:val="FF0000"/>
+        </w:rPr>
+      </w:pPr>
+      <w:r>
+        <w:rPr>
+          <w:b/>
+          <w:bCs/>
+          <w:color w:val="FF0000"/>
+        </w:rPr>
+        <w:t xml:space="preserve">        </w:t>
+      </w:r>
+      <w:proofErr w:type="spellStart"/>
+      <w:r>
+        <w:rPr>
+          <w:b/>
+          <w:bCs/>
+          <w:color w:val="FF0000"/>
+        </w:rPr>
+        <w:t>Books.add</w:t>
+      </w:r>
+      <w:proofErr w:type="spellEnd"/>
+      <w:r>
+        <w:rPr>
+          <w:b/>
+          <w:bCs/>
+          <w:color w:val="FF0000"/>
+        </w:rPr>
+        <w:t>("DB"</w:t>
+      </w:r>
+      <w:proofErr w:type="gramStart"/>
+      <w:r>
+        <w:rPr>
+          <w:b/>
+          <w:bCs/>
+          <w:color w:val="FF0000"/>
+        </w:rPr>
+        <w:t>);</w:t>
+      </w:r>
+      <w:proofErr w:type="gramEnd"/>
+    </w:p>
+    <w:p>
+      <w:pPr>
+        <w:spacing w:after="120"/>
+        <w:jc w:val="right"/>
+        <w:rPr>
+          <w:b/>
+          <w:bCs/>
+          <w:color w:val="FF0000"/>
+        </w:rPr>
+      </w:pPr>
+      <w:r>
+        <w:rPr>
+          <w:b/>
+          <w:bCs/>
+          <w:color w:val="FF0000"/>
+        </w:rPr>
+        <w:t xml:space="preserve">        </w:t>
+      </w:r>
+      <w:proofErr w:type="spellStart"/>
+      <w:r>
+        <w:rPr>
+          <w:b/>
+          <w:bCs/>
+          <w:color w:val="FF0000"/>
+        </w:rPr>
+        <w:t>Books.add</w:t>
+      </w:r>
+      <w:proofErr w:type="spellEnd"/>
+      <w:r>
+        <w:rPr>
+          <w:b/>
+          <w:bCs/>
+          <w:color w:val="FF0000"/>
+        </w:rPr>
+        <w:t>("Python"</w:t>
+      </w:r>
+      <w:proofErr w:type="gramStart"/>
+      <w:r>
+        <w:rPr>
+          <w:b/>
+          <w:bCs/>
+          <w:color w:val="FF0000"/>
+        </w:rPr>
+        <w:t>);</w:t>
+      </w:r>
+      <w:proofErr w:type="gramEnd"/>
+    </w:p>
+    <w:p>
+      <w:pPr>
+        <w:spacing w:after="120"/>
+        <w:jc w:val="right"/>
+        <w:rPr>
+          <w:b/>
+          <w:bCs/>
+          <w:color w:val="FF0000"/>
+        </w:rPr>
+      </w:pPr>
+      <w:r>
+        <w:rPr>
+          <w:b/>
+          <w:bCs/>
+          <w:color w:val="FF0000"/>
+        </w:rPr>
+        <w:t xml:space="preserve">        </w:t>
+      </w:r>
+      <w:proofErr w:type="spellStart"/>
+      <w:r>
+        <w:rPr>
+          <w:b/>
+          <w:bCs/>
+          <w:color w:val="FF0000"/>
+        </w:rPr>
+        <w:t>Books.add</w:t>
+      </w:r>
+      <w:proofErr w:type="spellEnd"/>
+      <w:r>
+        <w:rPr>
+          <w:b/>
+          <w:bCs/>
+          <w:color w:val="FF0000"/>
+        </w:rPr>
+        <w:t>("Network"</w:t>
+      </w:r>
+      <w:proofErr w:type="gramStart"/>
+      <w:r>
+        <w:rPr>
+          <w:b/>
+          <w:bCs/>
+          <w:color w:val="FF0000"/>
+        </w:rPr>
+        <w:t>);</w:t>
+      </w:r>
+      <w:proofErr w:type="gramEnd"/>
+    </w:p>
+    <w:p>
+      <w:pPr>
+        <w:spacing w:after="120"/>
+        <w:jc w:val="right"/>
+        <w:rPr>
+          <w:b/>
+          <w:bCs/>
+          <w:color w:val="FF0000"/>
+        </w:rPr>
+      </w:pPr>
+    </w:p>
+    <w:p>
+      <w:pPr>
+        <w:spacing w:after="120"/>
+        <w:jc w:val="right"/>
+        <w:rPr>
+          <w:b/>
+          <w:bCs/>
+          <w:color w:val="FF0000"/>
+        </w:rPr>
+      </w:pPr>
+      <w:r>
+        <w:rPr>
+          <w:b/>
+          <w:bCs/>
+          <w:color w:val="FF0000"/>
+        </w:rPr>
+        <w:t>        //Add Security after DB</w:t>
+      </w:r>
+    </w:p>
+    <w:p>
+      <w:pPr>
+        <w:spacing w:after="120"/>
+        <w:jc w:val="right"/>
+        <w:rPr>
+          <w:b/>
+          <w:bCs/>
+          <w:color w:val="FF0000"/>
+        </w:rPr>
+      </w:pPr>
+      <w:r>
+        <w:rPr>
+          <w:b/>
+          <w:bCs/>
+          <w:color w:val="FF0000"/>
+        </w:rPr>
+        <w:t xml:space="preserve">        </w:t>
+      </w:r>
+      <w:proofErr w:type="spellStart"/>
+      <w:r>
+        <w:rPr>
+          <w:b/>
+          <w:bCs/>
+          <w:color w:val="FF0000"/>
+        </w:rPr>
+        <w:t>ListIterator</w:t>
+      </w:r>
+      <w:proofErr w:type="spellEnd"/>
+      <w:r>
+        <w:rPr>
+          <w:b/>
+          <w:bCs/>
+          <w:color w:val="FF0000"/>
+        </w:rPr>
+        <w:t xml:space="preserve">&lt;String&gt; </w:t>
+      </w:r>
+      <w:proofErr w:type="spellStart"/>
+      <w:r>
+        <w:rPr>
+          <w:b/>
+          <w:bCs/>
+          <w:color w:val="FF0000"/>
+        </w:rPr>
+        <w:t>myiterator</w:t>
+      </w:r>
+      <w:proofErr w:type="spellEnd"/>
+      <w:r>
+        <w:rPr>
+          <w:b/>
+          <w:bCs/>
+          <w:color w:val="FF0000"/>
+        </w:rPr>
+        <w:t xml:space="preserve"> </w:t>
+      </w:r>
+      <w:proofErr w:type="gramStart"/>
+      <w:r>
+        <w:rPr>
+          <w:b/>
+          <w:bCs/>
+          <w:color w:val="FF0000"/>
+        </w:rPr>
+        <w:t>=  </w:t>
+      </w:r>
+      <w:proofErr w:type="spellStart"/>
+      <w:r>
+        <w:rPr>
+          <w:b/>
+          <w:bCs/>
+          <w:color w:val="FF0000"/>
+        </w:rPr>
+        <w:t>Books.listIterator</w:t>
+      </w:r>
+      <w:proofErr w:type="spellEnd"/>
+      <w:proofErr w:type="gramEnd"/>
+      <w:r>
+        <w:rPr>
+          <w:b/>
+          <w:bCs/>
+          <w:color w:val="FF0000"/>
+        </w:rPr>
+        <w:t>(</w:t>
+      </w:r>
+      <w:proofErr w:type="gramStart"/>
+      <w:r>
+        <w:rPr>
+          <w:b/>
+          <w:bCs/>
+          <w:color w:val="FF0000"/>
+        </w:rPr>
+        <w:t>);</w:t>
+      </w:r>
+      <w:proofErr w:type="gramEnd"/>
+    </w:p>
+    <w:p>
+      <w:pPr>
+        <w:spacing w:after="120"/>
+        <w:jc w:val="right"/>
+        <w:rPr>
+          <w:b/>
+          <w:bCs/>
+          <w:color w:val="FF0000"/>
+        </w:rPr>
+      </w:pPr>
+      <w:r>
+        <w:rPr>
+          <w:b/>
+          <w:bCs/>
+          <w:color w:val="FF0000"/>
+        </w:rPr>
+        <w:t>        //move iterator between Java and DB</w:t>
+      </w:r>
+    </w:p>
+    <w:p>
+      <w:pPr>
+        <w:spacing w:after="120"/>
+        <w:jc w:val="right"/>
+        <w:rPr>
+          <w:b/>
+          <w:bCs/>
+          <w:color w:val="FF0000"/>
+        </w:rPr>
+      </w:pPr>
+      <w:r>
+        <w:rPr>
+          <w:b/>
+          <w:bCs/>
+          <w:color w:val="FF0000"/>
+        </w:rPr>
+        <w:t xml:space="preserve">        </w:t>
+      </w:r>
+      <w:proofErr w:type="spellStart"/>
+      <w:proofErr w:type="gramStart"/>
+      <w:r>
+        <w:rPr>
+          <w:b/>
+          <w:bCs/>
+          <w:color w:val="FF0000"/>
+        </w:rPr>
+        <w:t>myiterator.next</w:t>
+      </w:r>
+      <w:proofErr w:type="spellEnd"/>
+      <w:proofErr w:type="gramEnd"/>
+      <w:r>
+        <w:rPr>
+          <w:b/>
+          <w:bCs/>
+          <w:color w:val="FF0000"/>
+        </w:rPr>
+        <w:t>(</w:t>
+      </w:r>
+      <w:proofErr w:type="gramStart"/>
+      <w:r>
+        <w:rPr>
+          <w:b/>
+          <w:bCs/>
+          <w:color w:val="FF0000"/>
+        </w:rPr>
+        <w:t>);</w:t>
+      </w:r>
+      <w:proofErr w:type="gramEnd"/>
+    </w:p>
+    <w:p>
+      <w:pPr>
+        <w:spacing w:after="120"/>
+        <w:jc w:val="right"/>
+        <w:rPr>
+          <w:b/>
+          <w:bCs/>
+          <w:color w:val="FF0000"/>
+        </w:rPr>
+      </w:pPr>
+      <w:r>
+        <w:rPr>
+          <w:b/>
+          <w:bCs/>
+          <w:color w:val="FF0000"/>
+        </w:rPr>
+        <w:lastRenderedPageBreak/>
+        <w:t> </w:t>
+      </w:r>
+    </w:p>
+    <w:p>
+      <w:pPr>
+        <w:spacing w:after="120"/>
+        <w:jc w:val="right"/>
+        <w:rPr>
+          <w:b/>
+          <w:bCs/>
+          <w:color w:val="FF0000"/>
+        </w:rPr>
+      </w:pPr>
+      <w:r>
+        <w:rPr>
+          <w:b/>
+          <w:bCs/>
+          <w:color w:val="FF0000"/>
+        </w:rPr>
+        <w:t xml:space="preserve">       //move iterator between DB and Python</w:t>
+      </w:r>
+    </w:p>
+    <w:p>
+      <w:pPr>
+        <w:spacing w:after="120"/>
+        <w:jc w:val="right"/>
+        <w:rPr>
+          <w:b/>
+          <w:bCs/>
+          <w:color w:val="FF0000"/>
+        </w:rPr>
+      </w:pPr>
+      <w:r>
+        <w:rPr>
+          <w:b/>
+          <w:bCs/>
+          <w:color w:val="FF0000"/>
+        </w:rPr>
+        <w:t xml:space="preserve">        </w:t>
+      </w:r>
+      <w:proofErr w:type="spellStart"/>
+      <w:proofErr w:type="gramStart"/>
+      <w:r>
+        <w:rPr>
+          <w:b/>
+          <w:bCs/>
+          <w:color w:val="FF0000"/>
+        </w:rPr>
+        <w:t>myiterator.next</w:t>
+      </w:r>
+      <w:proofErr w:type="spellEnd"/>
+      <w:proofErr w:type="gramEnd"/>
+      <w:r>
+        <w:rPr>
+          <w:b/>
+          <w:bCs/>
+          <w:color w:val="FF0000"/>
+        </w:rPr>
+        <w:t>(</w:t>
+      </w:r>
+      <w:proofErr w:type="gramStart"/>
+      <w:r>
+        <w:rPr>
+          <w:b/>
+          <w:bCs/>
+          <w:color w:val="FF0000"/>
+        </w:rPr>
+        <w:t>);</w:t>
+      </w:r>
+      <w:proofErr w:type="gramEnd"/>
+    </w:p>
+    <w:p>
+      <w:pPr>
+        <w:spacing w:after="120"/>
+        <w:jc w:val="right"/>
+        <w:rPr>
+          <w:b/>
+          <w:bCs/>
+          <w:color w:val="FF0000"/>
+        </w:rPr>
+      </w:pPr>
+      <w:r>
+        <w:rPr>
+          <w:b/>
+          <w:bCs/>
+          <w:color w:val="FF0000"/>
+        </w:rPr>
+        <w:t>        //Add Security</w:t>
+      </w:r>
+    </w:p>
+    <w:p>
+      <w:pPr>
+        <w:spacing w:after="120"/>
+        <w:jc w:val="right"/>
+        <w:rPr>
+          <w:b/>
+          <w:bCs/>
+          <w:color w:val="FF0000"/>
+        </w:rPr>
+      </w:pPr>
+      <w:r>
+        <w:rPr>
+          <w:b/>
+          <w:bCs/>
+          <w:color w:val="FF0000"/>
+        </w:rPr>
+        <w:t xml:space="preserve">        </w:t>
+      </w:r>
+      <w:proofErr w:type="spellStart"/>
+      <w:r>
+        <w:rPr>
+          <w:b/>
+          <w:bCs/>
+          <w:color w:val="FF0000"/>
+        </w:rPr>
+        <w:t>myiterator.add</w:t>
+      </w:r>
+      <w:proofErr w:type="spellEnd"/>
+      <w:r>
+        <w:rPr>
+          <w:b/>
+          <w:bCs/>
+          <w:color w:val="FF0000"/>
+        </w:rPr>
+        <w:t>("Security"</w:t>
+      </w:r>
+      <w:proofErr w:type="gramStart"/>
+      <w:r>
+        <w:rPr>
+          <w:b/>
+          <w:bCs/>
+          <w:color w:val="FF0000"/>
+        </w:rPr>
+        <w:t>);</w:t>
+      </w:r>
+      <w:proofErr w:type="gramEnd"/>
+    </w:p>
+    <w:p>
+      <w:pPr>
+        <w:spacing w:after="120"/>
+        <w:jc w:val="right"/>
+        <w:rPr>
+          <w:b/>
+          <w:bCs/>
+          <w:color w:val="FF0000"/>
+        </w:rPr>
+      </w:pPr>
+      <w:r>
+        <w:rPr>
+          <w:b/>
+          <w:bCs/>
+          <w:color w:val="FF0000"/>
+        </w:rPr>
+        <w:t>        //move back to beginning</w:t>
+      </w:r>
+    </w:p>
+    <w:p>
+      <w:pPr>
+        <w:spacing w:after="120"/>
+        <w:jc w:val="right"/>
+        <w:rPr>
+          <w:b/>
+          <w:bCs/>
+          <w:color w:val="FF0000"/>
+        </w:rPr>
+      </w:pPr>
+      <w:r>
+        <w:rPr>
+          <w:b/>
+          <w:bCs/>
+          <w:color w:val="FF0000"/>
+        </w:rPr>
+        <w:t xml:space="preserve">        </w:t>
+      </w:r>
+      <w:proofErr w:type="spellStart"/>
+      <w:proofErr w:type="gramStart"/>
+      <w:r>
+        <w:rPr>
+          <w:b/>
+          <w:bCs/>
+          <w:color w:val="FF0000"/>
+        </w:rPr>
+        <w:t>myiterator.previous</w:t>
+      </w:r>
+      <w:proofErr w:type="spellEnd"/>
+      <w:proofErr w:type="gramEnd"/>
+      <w:r>
+        <w:rPr>
+          <w:b/>
+          <w:bCs/>
+          <w:color w:val="FF0000"/>
+        </w:rPr>
+        <w:t>(</w:t>
+      </w:r>
+      <w:proofErr w:type="gramStart"/>
+      <w:r>
+        <w:rPr>
+          <w:b/>
+          <w:bCs/>
+          <w:color w:val="FF0000"/>
+        </w:rPr>
+        <w:t>);</w:t>
+      </w:r>
+      <w:proofErr w:type="gramEnd"/>
+    </w:p>
+    <w:p>
+      <w:pPr>
+        <w:spacing w:after="120"/>
+        <w:jc w:val="right"/>
+        <w:rPr>
+          <w:b/>
+          <w:bCs/>
+          <w:color w:val="FF0000"/>
+        </w:rPr>
+      </w:pPr>
+      <w:r>
+        <w:rPr>
+          <w:b/>
+          <w:bCs/>
+          <w:color w:val="FF0000"/>
+        </w:rPr>
+        <w:t xml:space="preserve">        </w:t>
+      </w:r>
+      <w:proofErr w:type="spellStart"/>
+      <w:proofErr w:type="gramStart"/>
+      <w:r>
+        <w:rPr>
+          <w:b/>
+          <w:bCs/>
+          <w:color w:val="FF0000"/>
+        </w:rPr>
+        <w:t>myiterator.previous</w:t>
+      </w:r>
+      <w:proofErr w:type="spellEnd"/>
+      <w:proofErr w:type="gramEnd"/>
+      <w:r>
+        <w:rPr>
+          <w:b/>
+          <w:bCs/>
+          <w:color w:val="FF0000"/>
+        </w:rPr>
+        <w:t>(</w:t>
+      </w:r>
+      <w:proofErr w:type="gramStart"/>
+      <w:r>
+        <w:rPr>
+          <w:b/>
+          <w:bCs/>
+          <w:color w:val="FF0000"/>
+        </w:rPr>
+        <w:t>);</w:t>
+      </w:r>
+      <w:proofErr w:type="gramEnd"/>
+    </w:p>
+    <w:p>
+      <w:pPr>
+        <w:spacing w:after="120"/>
+        <w:jc w:val="right"/>
+        <w:rPr>
+          <w:b/>
+          <w:bCs/>
+          <w:color w:val="FF0000"/>
+        </w:rPr>
+      </w:pPr>
+      <w:r>
+        <w:rPr>
+          <w:b/>
+          <w:bCs/>
+          <w:color w:val="FF0000"/>
+        </w:rPr>
+        <w:t xml:space="preserve">        </w:t>
+      </w:r>
+      <w:proofErr w:type="spellStart"/>
+      <w:proofErr w:type="gramStart"/>
+      <w:r>
+        <w:rPr>
+          <w:b/>
+          <w:bCs/>
+          <w:color w:val="FF0000"/>
+        </w:rPr>
+        <w:t>myiterator.previous</w:t>
+      </w:r>
+      <w:proofErr w:type="spellEnd"/>
+      <w:proofErr w:type="gramEnd"/>
+      <w:r>
+        <w:rPr>
+          <w:b/>
+          <w:bCs/>
+          <w:color w:val="FF0000"/>
+        </w:rPr>
+        <w:t>(</w:t>
+      </w:r>
+      <w:proofErr w:type="gramStart"/>
+      <w:r>
+        <w:rPr>
+          <w:b/>
+          <w:bCs/>
+          <w:color w:val="FF0000"/>
+        </w:rPr>
+        <w:t>);</w:t>
+      </w:r>
+      <w:proofErr w:type="gramEnd"/>
+    </w:p>
+    <w:p>
+      <w:pPr>
+        <w:spacing w:after="120"/>
+        <w:jc w:val="right"/>
+        <w:rPr>
+          <w:b/>
+          <w:bCs/>
+          <w:color w:val="FF0000"/>
+        </w:rPr>
+      </w:pPr>
+      <w:r>
+        <w:rPr>
+          <w:b/>
+          <w:bCs/>
+          <w:color w:val="FF0000"/>
+        </w:rPr>
+        <w:t>        //Display all elements</w:t>
+      </w:r>
+    </w:p>
+    <w:p>
+      <w:pPr>
+        <w:spacing w:after="120"/>
+        <w:jc w:val="right"/>
+        <w:rPr>
+          <w:b/>
+          <w:bCs/>
+          <w:color w:val="FF0000"/>
+        </w:rPr>
+      </w:pPr>
+      <w:r>
+        <w:rPr>
+          <w:b/>
+          <w:bCs/>
+          <w:color w:val="FF0000"/>
+        </w:rPr>
+        <w:t>        while(</w:t>
+      </w:r>
+      <w:proofErr w:type="spellStart"/>
+      <w:proofErr w:type="gramStart"/>
+      <w:r>
+        <w:rPr>
+          <w:b/>
+          <w:bCs/>
+          <w:color w:val="FF0000"/>
+        </w:rPr>
+        <w:t>myiterator.hasNext</w:t>
+      </w:r>
+      <w:proofErr w:type="spellEnd"/>
+      <w:proofErr w:type="gramEnd"/>
+      <w:r>
+        <w:rPr>
+          <w:b/>
+          <w:bCs/>
+          <w:color w:val="FF0000"/>
+        </w:rPr>
+        <w:t>())</w:t>
+      </w:r>
+    </w:p>
+    <w:p>
+      <w:pPr>
+        <w:spacing w:after="120"/>
+        <w:jc w:val="right"/>
+        <w:rPr>
+          <w:b/>
+          <w:bCs/>
+          <w:color w:val="FF0000"/>
+        </w:rPr>
+      </w:pPr>
+      <w:r>
+        <w:rPr>
+          <w:b/>
+          <w:bCs/>
+          <w:color w:val="FF0000"/>
+        </w:rPr>
+        <w:t xml:space="preserve">        </w:t>
+      </w:r>
+      <w:proofErr w:type="spellStart"/>
+      <w:r>
+        <w:rPr>
+          <w:b/>
+          <w:bCs/>
+          <w:color w:val="FF0000"/>
+        </w:rPr>
+        <w:t>System.out.println</w:t>
+      </w:r>
+      <w:proofErr w:type="spellEnd"/>
+      <w:r>
+        <w:rPr>
+          <w:b/>
+          <w:bCs/>
+          <w:color w:val="FF0000"/>
+        </w:rPr>
+        <w:t>(</w:t>
+      </w:r>
+      <w:proofErr w:type="spellStart"/>
+      <w:proofErr w:type="gramStart"/>
+      <w:r>
+        <w:rPr>
+          <w:b/>
+          <w:bCs/>
+          <w:color w:val="FF0000"/>
+        </w:rPr>
+        <w:t>myiterator.next</w:t>
+      </w:r>
+      <w:proofErr w:type="spellEnd"/>
+      <w:proofErr w:type="gramEnd"/>
+      <w:r>
+        <w:rPr>
+          <w:b/>
+          <w:bCs/>
+          <w:color w:val="FF0000"/>
+        </w:rPr>
+        <w:t>()</w:t>
+      </w:r>
+      <w:proofErr w:type="gramStart"/>
+      <w:r>
+        <w:rPr>
+          <w:b/>
+          <w:bCs/>
+          <w:color w:val="FF0000"/>
+        </w:rPr>
+        <w:t>);</w:t>
+      </w:r>
+      <w:proofErr w:type="gramEnd"/>
+    </w:p>
+    <w:p>
+      <w:pPr>
+        <w:spacing w:after="120"/>
+        <w:jc w:val="right"/>
+        <w:rPr>
+          <w:b/>
+          <w:bCs/>
+          <w:color w:val="FF0000"/>
+        </w:rPr>
+      </w:pPr>
+      <w:r>
+        <w:rPr>
+          <w:b/>
+          <w:bCs/>
+          <w:color w:val="FF0000"/>
+        </w:rPr>
+        <w:t xml:space="preserve">        </w:t>
+      </w:r>
+    </w:p>
+    <w:p>
+      <w:pPr>
+        <w:spacing w:after="120"/>
+        <w:jc w:val="right"/>
+        <w:rPr>
+          <w:b/>
+          <w:bCs/>
+          <w:color w:val="FF0000"/>
+        </w:rPr>
+      </w:pPr>
+      <w:r>
+        <w:rPr>
+          <w:b/>
+          <w:bCs/>
+          <w:color w:val="FF0000"/>
+        </w:rPr>
+        <w:t>    }</w:t>
+      </w:r>
+    </w:p>
+    <w:p>
+      <w:pPr>
+        <w:spacing w:after="120"/>
+        <w:jc w:val="right"/>
+        <w:rPr>
+          <w:b/>
+          <w:bCs/>
+          <w:color w:val="FF0000"/>
+        </w:rPr>
+      </w:pPr>
+      <w:r>
+        <w:rPr>
+          <w:b/>
+          <w:bCs/>
+          <w:color w:val="FF0000"/>
+        </w:rPr>
+        <w:t>}</w:t>
+      </w:r>
+    </w:p>
+    <w:p>
+      <w:pPr>
+        <w:spacing w:after="120"/>
+        <w:jc w:val="right"/>
+        <w:rPr>
+          <w:b/>
+          <w:bCs/>
+          <w:color w:val="FF0000"/>
           <w:u w:val="single"/>
         </w:rPr>
       </w:pPr>
@@ -8684,25 +9981,44 @@
           <w:b/>
           <w:bCs/>
           <w:color w:val="FF0000"/>
-        </w:rPr>
-        <w:t>//Program</w:t>
-      </w:r>
-    </w:p>
-    <w:p>
-      <w:pPr>
-        <w:pStyle w:val="ListParagraph"/>
-        <w:spacing w:after="120" w:line="240" w:lineRule="auto"/>
-        <w:contextualSpacing w:val="0"/>
-        <w:rPr>
-          <w:rFonts w:ascii="Times New Roman" w:hAnsi="Times New Roman" w:cs="Times New Roman"/>
-          <w:b/>
-          <w:bCs/>
-          <w:color w:val="FF0000"/>
-          <w:sz w:val="24"/>
-          <w:szCs w:val="24"/>
           <w:u w:val="single"/>
         </w:rPr>
-      </w:pPr>
+        <w:drawing>
+          <wp:inline distT="0" distB="0" distL="0" distR="0" wp14:anchorId="1124CE5F" wp14:editId="3D2825DC">
+            <wp:extent cx="2286319" cy="1286054"/>
+            <wp:effectExtent l="0" t="0" r="0" b="9525"/>
+            <wp:docPr id="1142475569" name="Picture 1" descr="A screen shot of a computer&#10;&#10;AI-generated content may be incorrect."/>
+            <wp:cNvGraphicFramePr>
+              <a:graphicFrameLocks xmlns:a="http://schemas.openxmlformats.org/drawingml/2006/main" noChangeAspect="1"/>
+            </wp:cNvGraphicFramePr>
+            <a:graphic xmlns:a="http://schemas.openxmlformats.org/drawingml/2006/main">
+              <a:graphicData uri="http://schemas.openxmlformats.org/drawingml/2006/picture">
+                <pic:pic xmlns:pic="http://schemas.openxmlformats.org/drawingml/2006/picture">
+                  <pic:nvPicPr>
+                    <pic:cNvPr id="1142475569" name="Picture 1" descr="A screen shot of a computer&#10;&#10;AI-generated content may be incorrect."/>
+                    <pic:cNvPicPr/>
+                  </pic:nvPicPr>
+                  <pic:blipFill>
+                    <a:blip r:embed="rId8"/>
+                    <a:stretch>
+                      <a:fillRect/>
+                    </a:stretch>
+                  </pic:blipFill>
+                  <pic:spPr>
+                    <a:xfrm>
+                      <a:off x="0" y="0"/>
+                      <a:ext cx="2286319" cy="1286054"/>
+                    </a:xfrm>
+                    <a:prstGeom prst="rect">
+                      <a:avLst/>
+                    </a:prstGeom>
+                  </pic:spPr>
+                </pic:pic>
+              </a:graphicData>
+            </a:graphic>
+          </wp:inline>
+        </w:drawing>
+      </w:r>
     </w:p>
     <w:p>
       <w:pPr>
@@ -9184,7 +10500,7 @@
                     </pic:cNvPicPr>
                   </pic:nvPicPr>
                   <pic:blipFill>
-                    <a:blip r:embed="rId8">
+                    <a:blip r:embed="rId9">
                       <a:extLst>
                         <a:ext uri="{28A0092B-C50C-407E-A947-70E740481C1C}">
                           <a14:useLocalDpi xmlns:a14="http://schemas.microsoft.com/office/drawing/2010/main" val="0"/>
@@ -9251,6 +10567,118 @@
         <w:bidi w:val="0"/>
         <w:spacing w:after="120"/>
         <w:jc w:val="both"/>
+        <w:rPr>
+          <w:color w:val="FF0000"/>
+        </w:rPr>
+      </w:pPr>
+      <w:r>
+        <w:rPr>
+          <w:color w:val="FF0000"/>
+        </w:rPr>
+        <w:t>4</w:t>
+      </w:r>
+    </w:p>
+    <w:p>
+      <w:pPr>
+        <w:bidi w:val="0"/>
+        <w:spacing w:after="120"/>
+        <w:jc w:val="both"/>
+        <w:rPr>
+          <w:color w:val="FF0000"/>
+        </w:rPr>
+      </w:pPr>
+      <w:r>
+        <w:rPr>
+          <w:color w:val="FF0000"/>
+        </w:rPr>
+        <w:t>3</w:t>
+      </w:r>
+    </w:p>
+    <w:p>
+      <w:pPr>
+        <w:bidi w:val="0"/>
+        <w:spacing w:after="120"/>
+        <w:jc w:val="both"/>
+        <w:rPr>
+          <w:color w:val="FF0000"/>
+        </w:rPr>
+      </w:pPr>
+      <w:r>
+        <w:rPr>
+          <w:color w:val="FF0000"/>
+        </w:rPr>
+        <w:t>2</w:t>
+      </w:r>
+    </w:p>
+    <w:p>
+      <w:pPr>
+        <w:bidi w:val="0"/>
+        <w:spacing w:after="120"/>
+        <w:jc w:val="both"/>
+        <w:rPr>
+          <w:color w:val="FF0000"/>
+        </w:rPr>
+      </w:pPr>
+      <w:r>
+        <w:rPr>
+          <w:color w:val="FF0000"/>
+        </w:rPr>
+        <w:t>1</w:t>
+      </w:r>
+    </w:p>
+    <w:p>
+      <w:pPr>
+        <w:bidi w:val="0"/>
+        <w:spacing w:after="120"/>
+        <w:jc w:val="both"/>
+        <w:rPr>
+          <w:color w:val="FF0000"/>
+        </w:rPr>
+      </w:pPr>
+      <w:r>
+        <w:rPr>
+          <w:color w:val="FF0000"/>
+        </w:rPr>
+        <w:t>Explanation:</w:t>
+      </w:r>
+    </w:p>
+    <w:p>
+      <w:pPr>
+        <w:bidi w:val="0"/>
+        <w:spacing w:after="120"/>
+        <w:jc w:val="both"/>
+        <w:rPr>
+          <w:color w:val="FF0000"/>
+        </w:rPr>
+      </w:pPr>
+      <w:r>
+        <w:rPr>
+          <w:color w:val="FF0000"/>
+        </w:rPr>
+        <w:t xml:space="preserve">Elements are pushed onto the stack. </w:t>
+      </w:r>
+      <w:r>
+        <w:rPr>
+          <w:color w:val="FF0000"/>
+        </w:rPr>
+        <w:t>The items are then removed from the stack in LIFO order</w:t>
+      </w:r>
+    </w:p>
+    <w:p>
+      <w:pPr>
+        <w:bidi w:val="0"/>
+        <w:spacing w:after="120"/>
+        <w:jc w:val="both"/>
+        <w:rPr>
+          <w:color w:val="FF0000"/>
+        </w:rPr>
+      </w:pPr>
+    </w:p>
+    <w:p>
+      <w:pPr>
+        <w:bidi w:val="0"/>
+        <w:spacing w:after="120"/>
+        <w:jc w:val="both"/>
       </w:pPr>
     </w:p>
     <w:p>
@@ -9387,66 +10815,6 @@
         </w:rPr>
         <w:t>~~~~~~~~~~~~~~~~~~~~~~~~~~~~~~</w:t>
       </w:r>
-    </w:p>
-    <w:p>
-      <w:pPr>
-        <w:bidi w:val="0"/>
-        <w:spacing w:after="120"/>
-        <w:jc w:val="both"/>
-        <w:rPr>
-          <w:color w:val="FF0000"/>
-        </w:rPr>
-      </w:pPr>
-    </w:p>
-    <w:p>
-      <w:pPr>
-        <w:bidi w:val="0"/>
-        <w:spacing w:after="120"/>
-        <w:jc w:val="both"/>
-        <w:rPr>
-          <w:color w:val="FF0000"/>
-        </w:rPr>
-      </w:pPr>
-    </w:p>
-    <w:p>
-      <w:pPr>
-        <w:bidi w:val="0"/>
-        <w:spacing w:after="120"/>
-        <w:jc w:val="both"/>
-        <w:rPr>
-          <w:color w:val="FF0000"/>
-        </w:rPr>
-      </w:pPr>
-    </w:p>
-    <w:p>
-      <w:pPr>
-        <w:bidi w:val="0"/>
-        <w:spacing w:after="120"/>
-        <w:jc w:val="both"/>
-        <w:rPr>
-          <w:color w:val="FF0000"/>
-        </w:rPr>
-      </w:pPr>
-    </w:p>
-    <w:p>
-      <w:pPr>
-        <w:bidi w:val="0"/>
-        <w:spacing w:after="120"/>
-        <w:jc w:val="both"/>
-        <w:rPr>
-          <w:color w:val="FF0000"/>
-        </w:rPr>
-      </w:pPr>
-    </w:p>
-    <w:p>
-      <w:pPr>
-        <w:bidi w:val="0"/>
-        <w:spacing w:after="120"/>
-        <w:jc w:val="both"/>
-        <w:rPr>
-          <w:color w:val="FF0000"/>
-        </w:rPr>
-      </w:pPr>
     </w:p>
     <w:p>
       <w:pPr>
@@ -9513,7 +10881,7 @@
                     </pic:cNvPicPr>
                   </pic:nvPicPr>
                   <pic:blipFill>
-                    <a:blip r:embed="rId9" cstate="print">
+                    <a:blip r:embed="rId10" cstate="print">
                       <a:extLst>
                         <a:ext uri="{28A0092B-C50C-407E-A947-70E740481C1C}">
                           <a14:useLocalDpi xmlns:a14="http://schemas.microsoft.com/office/drawing/2010/main" val="0"/>
@@ -9665,6 +11033,3028 @@
         <w:ind w:left="1069"/>
         <w:jc w:val="both"/>
         <w:rPr>
+          <w:color w:val="FF0000"/>
+        </w:rPr>
+      </w:pPr>
+      <w:r>
+        <w:rPr>
+          <w:color w:val="FF0000"/>
+        </w:rPr>
+        <w:t xml:space="preserve">public class </w:t>
+      </w:r>
+      <w:proofErr w:type="gramStart"/>
+      <w:r>
+        <w:rPr>
+          <w:color w:val="FF0000"/>
+        </w:rPr>
+        <w:t>LinkedList{</w:t>
+      </w:r>
+      <w:proofErr w:type="gramEnd"/>
+    </w:p>
+    <w:p>
+      <w:pPr>
+        <w:pStyle w:val="ListParagraph"/>
+        <w:ind w:left="1069"/>
+        <w:jc w:val="both"/>
+        <w:rPr>
+          <w:color w:val="FF0000"/>
+        </w:rPr>
+      </w:pPr>
+      <w:r>
+        <w:rPr>
+          <w:color w:val="FF0000"/>
+        </w:rPr>
+        <w:t xml:space="preserve">    private Node </w:t>
+      </w:r>
+      <w:proofErr w:type="gramStart"/>
+      <w:r>
+        <w:rPr>
+          <w:color w:val="FF0000"/>
+        </w:rPr>
+        <w:t>head;</w:t>
+      </w:r>
+      <w:proofErr w:type="gramEnd"/>
+    </w:p>
+    <w:p>
+      <w:pPr>
+        <w:pStyle w:val="ListParagraph"/>
+        <w:ind w:left="1069"/>
+        <w:jc w:val="both"/>
+        <w:rPr>
+          <w:color w:val="FF0000"/>
+        </w:rPr>
+      </w:pPr>
+      <w:r>
+        <w:rPr>
+          <w:color w:val="FF0000"/>
+        </w:rPr>
+        <w:t xml:space="preserve">    private Node </w:t>
+      </w:r>
+      <w:proofErr w:type="gramStart"/>
+      <w:r>
+        <w:rPr>
+          <w:color w:val="FF0000"/>
+        </w:rPr>
+        <w:t>tail;</w:t>
+      </w:r>
+      <w:proofErr w:type="gramEnd"/>
+    </w:p>
+    <w:p>
+      <w:pPr>
+        <w:pStyle w:val="ListParagraph"/>
+        <w:ind w:left="1069"/>
+        <w:jc w:val="both"/>
+        <w:rPr>
+          <w:color w:val="FF0000"/>
+        </w:rPr>
+      </w:pPr>
+      <w:r>
+        <w:rPr>
+          <w:color w:val="FF0000"/>
+        </w:rPr>
+        <w:t xml:space="preserve">    private int </w:t>
+      </w:r>
+      <w:proofErr w:type="gramStart"/>
+      <w:r>
+        <w:rPr>
+          <w:color w:val="FF0000"/>
+        </w:rPr>
+        <w:t>length;</w:t>
+      </w:r>
+      <w:proofErr w:type="gramEnd"/>
+    </w:p>
+    <w:p>
+      <w:pPr>
+        <w:pStyle w:val="ListParagraph"/>
+        <w:ind w:left="1069"/>
+        <w:jc w:val="both"/>
+        <w:rPr>
+          <w:color w:val="FF0000"/>
+        </w:rPr>
+      </w:pPr>
+    </w:p>
+    <w:p>
+      <w:pPr>
+        <w:pStyle w:val="ListParagraph"/>
+        <w:ind w:left="1069"/>
+        <w:jc w:val="both"/>
+        <w:rPr>
+          <w:color w:val="FF0000"/>
+        </w:rPr>
+      </w:pPr>
+      <w:r>
+        <w:rPr>
+          <w:color w:val="FF0000"/>
+        </w:rPr>
+        <w:t>    //would normally run in Main file but for brevity I will run in this file</w:t>
+      </w:r>
+    </w:p>
+    <w:p>
+      <w:pPr>
+        <w:pStyle w:val="ListParagraph"/>
+        <w:ind w:left="1069"/>
+        <w:jc w:val="both"/>
+        <w:rPr>
+          <w:color w:val="FF0000"/>
+        </w:rPr>
+      </w:pPr>
+      <w:r>
+        <w:rPr>
+          <w:color w:val="FF0000"/>
+        </w:rPr>
+        <w:t xml:space="preserve">    public static void </w:t>
+      </w:r>
+      <w:proofErr w:type="gramStart"/>
+      <w:r>
+        <w:rPr>
+          <w:color w:val="FF0000"/>
+        </w:rPr>
+        <w:t>main(String[</w:t>
+      </w:r>
+      <w:proofErr w:type="gramEnd"/>
+      <w:r>
+        <w:rPr>
+          <w:color w:val="FF0000"/>
+        </w:rPr>
+        <w:t xml:space="preserve">] </w:t>
+      </w:r>
+      <w:proofErr w:type="spellStart"/>
+      <w:proofErr w:type="gramStart"/>
+      <w:r>
+        <w:rPr>
+          <w:color w:val="FF0000"/>
+        </w:rPr>
+        <w:t>args</w:t>
+      </w:r>
+      <w:proofErr w:type="spellEnd"/>
+      <w:r>
+        <w:rPr>
+          <w:color w:val="FF0000"/>
+        </w:rPr>
+        <w:t>) {</w:t>
+      </w:r>
+      <w:proofErr w:type="gramEnd"/>
+    </w:p>
+    <w:p>
+      <w:pPr>
+        <w:pStyle w:val="ListParagraph"/>
+        <w:ind w:left="1069"/>
+        <w:jc w:val="both"/>
+        <w:rPr>
+          <w:color w:val="FF0000"/>
+        </w:rPr>
+      </w:pPr>
+      <w:r>
+        <w:rPr>
+          <w:color w:val="FF0000"/>
+        </w:rPr>
+        <w:t xml:space="preserve">        //Create Linked with </w:t>
+      </w:r>
+      <w:proofErr w:type="spellStart"/>
+      <w:r>
+        <w:rPr>
+          <w:color w:val="FF0000"/>
+        </w:rPr>
+        <w:t>with</w:t>
+      </w:r>
+      <w:proofErr w:type="spellEnd"/>
+      <w:r>
+        <w:rPr>
+          <w:color w:val="FF0000"/>
+        </w:rPr>
+        <w:t xml:space="preserve"> initial element</w:t>
+      </w:r>
+    </w:p>
+    <w:p>
+      <w:pPr>
+        <w:pStyle w:val="ListParagraph"/>
+        <w:ind w:left="1069"/>
+        <w:jc w:val="both"/>
+        <w:rPr>
+          <w:color w:val="FF0000"/>
+        </w:rPr>
+      </w:pPr>
+      <w:r>
+        <w:rPr>
+          <w:color w:val="FF0000"/>
+        </w:rPr>
+        <w:t xml:space="preserve">        LinkedList </w:t>
+      </w:r>
+      <w:proofErr w:type="spellStart"/>
+      <w:r>
+        <w:rPr>
+          <w:color w:val="FF0000"/>
+        </w:rPr>
+        <w:t>myLinkedList</w:t>
+      </w:r>
+      <w:proofErr w:type="spellEnd"/>
+      <w:r>
+        <w:rPr>
+          <w:color w:val="FF0000"/>
+        </w:rPr>
+        <w:t xml:space="preserve"> = new LinkedList("A"</w:t>
+      </w:r>
+      <w:proofErr w:type="gramStart"/>
+      <w:r>
+        <w:rPr>
+          <w:color w:val="FF0000"/>
+        </w:rPr>
+        <w:t>);</w:t>
+      </w:r>
+      <w:proofErr w:type="gramEnd"/>
+    </w:p>
+    <w:p>
+      <w:pPr>
+        <w:pStyle w:val="ListParagraph"/>
+        <w:ind w:left="1069"/>
+        <w:jc w:val="both"/>
+        <w:rPr>
+          <w:color w:val="FF0000"/>
+        </w:rPr>
+      </w:pPr>
+      <w:r>
+        <w:rPr>
+          <w:color w:val="FF0000"/>
+        </w:rPr>
+        <w:t>        //append elements</w:t>
+      </w:r>
+    </w:p>
+    <w:p>
+      <w:pPr>
+        <w:pStyle w:val="ListParagraph"/>
+        <w:ind w:left="1069"/>
+        <w:jc w:val="both"/>
+        <w:rPr>
+          <w:color w:val="FF0000"/>
+        </w:rPr>
+      </w:pPr>
+      <w:r>
+        <w:rPr>
+          <w:color w:val="FF0000"/>
+        </w:rPr>
+        <w:t xml:space="preserve">        </w:t>
+      </w:r>
+      <w:proofErr w:type="spellStart"/>
+      <w:r>
+        <w:rPr>
+          <w:color w:val="FF0000"/>
+        </w:rPr>
+        <w:t>myLinkedList.append</w:t>
+      </w:r>
+      <w:proofErr w:type="spellEnd"/>
+      <w:r>
+        <w:rPr>
+          <w:color w:val="FF0000"/>
+        </w:rPr>
+        <w:t>("B"</w:t>
+      </w:r>
+      <w:proofErr w:type="gramStart"/>
+      <w:r>
+        <w:rPr>
+          <w:color w:val="FF0000"/>
+        </w:rPr>
+        <w:t>);</w:t>
+      </w:r>
+      <w:proofErr w:type="gramEnd"/>
+    </w:p>
+    <w:p>
+      <w:pPr>
+        <w:pStyle w:val="ListParagraph"/>
+        <w:ind w:left="1069"/>
+        <w:jc w:val="both"/>
+        <w:rPr>
+          <w:color w:val="FF0000"/>
+        </w:rPr>
+      </w:pPr>
+      <w:r>
+        <w:rPr>
+          <w:color w:val="FF0000"/>
+        </w:rPr>
+        <w:t xml:space="preserve">        </w:t>
+      </w:r>
+      <w:proofErr w:type="spellStart"/>
+      <w:r>
+        <w:rPr>
+          <w:color w:val="FF0000"/>
+        </w:rPr>
+        <w:t>myLinkedList.append</w:t>
+      </w:r>
+      <w:proofErr w:type="spellEnd"/>
+      <w:r>
+        <w:rPr>
+          <w:color w:val="FF0000"/>
+        </w:rPr>
+        <w:t>("C"</w:t>
+      </w:r>
+      <w:proofErr w:type="gramStart"/>
+      <w:r>
+        <w:rPr>
+          <w:color w:val="FF0000"/>
+        </w:rPr>
+        <w:t>);</w:t>
+      </w:r>
+      <w:proofErr w:type="gramEnd"/>
+    </w:p>
+    <w:p>
+      <w:pPr>
+        <w:pStyle w:val="ListParagraph"/>
+        <w:ind w:left="1069"/>
+        <w:jc w:val="both"/>
+        <w:rPr>
+          <w:color w:val="FF0000"/>
+        </w:rPr>
+      </w:pPr>
+      <w:r>
+        <w:rPr>
+          <w:color w:val="FF0000"/>
+        </w:rPr>
+        <w:t xml:space="preserve">        </w:t>
+      </w:r>
+      <w:proofErr w:type="spellStart"/>
+      <w:r>
+        <w:rPr>
+          <w:color w:val="FF0000"/>
+        </w:rPr>
+        <w:t>myLinkedList.append</w:t>
+      </w:r>
+      <w:proofErr w:type="spellEnd"/>
+      <w:r>
+        <w:rPr>
+          <w:color w:val="FF0000"/>
+        </w:rPr>
+        <w:t>("D"</w:t>
+      </w:r>
+      <w:proofErr w:type="gramStart"/>
+      <w:r>
+        <w:rPr>
+          <w:color w:val="FF0000"/>
+        </w:rPr>
+        <w:t>);</w:t>
+      </w:r>
+      <w:proofErr w:type="gramEnd"/>
+    </w:p>
+    <w:p>
+      <w:pPr>
+        <w:pStyle w:val="ListParagraph"/>
+        <w:ind w:left="1069"/>
+        <w:jc w:val="both"/>
+        <w:rPr>
+          <w:color w:val="FF0000"/>
+        </w:rPr>
+      </w:pPr>
+      <w:r>
+        <w:rPr>
+          <w:color w:val="FF0000"/>
+        </w:rPr>
+        <w:t xml:space="preserve">        //Remove element </w:t>
+      </w:r>
+      <w:proofErr w:type="spellStart"/>
+      <w:r>
+        <w:rPr>
+          <w:color w:val="FF0000"/>
+        </w:rPr>
+        <w:t>C at</w:t>
+      </w:r>
+      <w:proofErr w:type="spellEnd"/>
+      <w:r>
+        <w:rPr>
+          <w:color w:val="FF0000"/>
+        </w:rPr>
+        <w:t xml:space="preserve"> index 2</w:t>
+      </w:r>
+    </w:p>
+    <w:p>
+      <w:pPr>
+        <w:pStyle w:val="ListParagraph"/>
+        <w:ind w:left="1069"/>
+        <w:jc w:val="both"/>
+        <w:rPr>
+          <w:color w:val="FF0000"/>
+        </w:rPr>
+      </w:pPr>
+      <w:r>
+        <w:rPr>
+          <w:color w:val="FF0000"/>
+        </w:rPr>
+        <w:t xml:space="preserve">        </w:t>
+      </w:r>
+      <w:proofErr w:type="spellStart"/>
+      <w:r>
+        <w:rPr>
+          <w:color w:val="FF0000"/>
+        </w:rPr>
+        <w:t>System.out.println</w:t>
+      </w:r>
+      <w:proofErr w:type="spellEnd"/>
+      <w:r>
+        <w:rPr>
+          <w:color w:val="FF0000"/>
+        </w:rPr>
+        <w:t>(</w:t>
+      </w:r>
+      <w:proofErr w:type="spellStart"/>
+      <w:r>
+        <w:rPr>
+          <w:color w:val="FF0000"/>
+        </w:rPr>
+        <w:t>myLinkedList.remove</w:t>
+      </w:r>
+      <w:proofErr w:type="spellEnd"/>
+      <w:r>
+        <w:rPr>
+          <w:color w:val="FF0000"/>
+        </w:rPr>
+        <w:t>(2</w:t>
+      </w:r>
+      <w:proofErr w:type="gramStart"/>
+      <w:r>
+        <w:rPr>
+          <w:color w:val="FF0000"/>
+        </w:rPr>
+        <w:t>).element);</w:t>
+      </w:r>
+      <w:proofErr w:type="gramEnd"/>
+    </w:p>
+    <w:p>
+      <w:pPr>
+        <w:pStyle w:val="ListParagraph"/>
+        <w:ind w:left="1069"/>
+        <w:jc w:val="both"/>
+        <w:rPr>
+          <w:color w:val="FF0000"/>
+        </w:rPr>
+      </w:pPr>
+    </w:p>
+    <w:p>
+      <w:pPr>
+        <w:pStyle w:val="ListParagraph"/>
+        <w:ind w:left="1069"/>
+        <w:jc w:val="both"/>
+        <w:rPr>
+          <w:color w:val="FF0000"/>
+        </w:rPr>
+      </w:pPr>
+      <w:r>
+        <w:rPr>
+          <w:color w:val="FF0000"/>
+        </w:rPr>
+        <w:t>    }</w:t>
+      </w:r>
+    </w:p>
+    <w:p>
+      <w:pPr>
+        <w:pStyle w:val="ListParagraph"/>
+        <w:ind w:left="1069"/>
+        <w:jc w:val="both"/>
+        <w:rPr>
+          <w:color w:val="FF0000"/>
+        </w:rPr>
+      </w:pPr>
+    </w:p>
+    <w:p>
+      <w:pPr>
+        <w:pStyle w:val="ListParagraph"/>
+        <w:ind w:left="1069"/>
+        <w:jc w:val="both"/>
+        <w:rPr>
+          <w:color w:val="FF0000"/>
+        </w:rPr>
+      </w:pPr>
+      <w:r>
+        <w:rPr>
+          <w:color w:val="FF0000"/>
+        </w:rPr>
+        <w:t xml:space="preserve">    class </w:t>
+      </w:r>
+      <w:proofErr w:type="gramStart"/>
+      <w:r>
+        <w:rPr>
+          <w:color w:val="FF0000"/>
+        </w:rPr>
+        <w:t>Node{</w:t>
+      </w:r>
+      <w:proofErr w:type="gramEnd"/>
+    </w:p>
+    <w:p>
+      <w:pPr>
+        <w:pStyle w:val="ListParagraph"/>
+        <w:ind w:left="1069"/>
+        <w:jc w:val="both"/>
+        <w:rPr>
+          <w:color w:val="FF0000"/>
+        </w:rPr>
+      </w:pPr>
+      <w:r>
+        <w:rPr>
+          <w:color w:val="FF0000"/>
+        </w:rPr>
+        <w:t xml:space="preserve">        String </w:t>
+      </w:r>
+      <w:proofErr w:type="gramStart"/>
+      <w:r>
+        <w:rPr>
+          <w:color w:val="FF0000"/>
+        </w:rPr>
+        <w:t>element;</w:t>
+      </w:r>
+      <w:proofErr w:type="gramEnd"/>
+    </w:p>
+    <w:p>
+      <w:pPr>
+        <w:pStyle w:val="ListParagraph"/>
+        <w:ind w:left="1069"/>
+        <w:jc w:val="both"/>
+        <w:rPr>
+          <w:color w:val="FF0000"/>
+        </w:rPr>
+      </w:pPr>
+      <w:r>
+        <w:rPr>
+          <w:color w:val="FF0000"/>
+        </w:rPr>
+        <w:t xml:space="preserve">        Node </w:t>
+      </w:r>
+      <w:proofErr w:type="gramStart"/>
+      <w:r>
+        <w:rPr>
+          <w:color w:val="FF0000"/>
+        </w:rPr>
+        <w:t>next;</w:t>
+      </w:r>
+      <w:proofErr w:type="gramEnd"/>
+    </w:p>
+    <w:p>
+      <w:pPr>
+        <w:pStyle w:val="ListParagraph"/>
+        <w:ind w:left="1069"/>
+        <w:jc w:val="both"/>
+        <w:rPr>
+          <w:color w:val="FF0000"/>
+        </w:rPr>
+      </w:pPr>
+    </w:p>
+    <w:p>
+      <w:pPr>
+        <w:pStyle w:val="ListParagraph"/>
+        <w:ind w:left="1069"/>
+        <w:jc w:val="both"/>
+        <w:rPr>
+          <w:color w:val="FF0000"/>
+        </w:rPr>
+      </w:pPr>
+      <w:r>
+        <w:rPr>
+          <w:color w:val="FF0000"/>
+        </w:rPr>
+        <w:t xml:space="preserve">        </w:t>
+      </w:r>
+      <w:proofErr w:type="gramStart"/>
+      <w:r>
+        <w:rPr>
+          <w:color w:val="FF0000"/>
+        </w:rPr>
+        <w:t>Node(</w:t>
+      </w:r>
+      <w:proofErr w:type="gramEnd"/>
+      <w:r>
+        <w:rPr>
+          <w:color w:val="FF0000"/>
+        </w:rPr>
+        <w:t xml:space="preserve">String </w:t>
+      </w:r>
+      <w:proofErr w:type="gramStart"/>
+      <w:r>
+        <w:rPr>
+          <w:color w:val="FF0000"/>
+        </w:rPr>
+        <w:t>element){</w:t>
+      </w:r>
+      <w:proofErr w:type="gramEnd"/>
+    </w:p>
+    <w:p>
+      <w:pPr>
+        <w:pStyle w:val="ListParagraph"/>
+        <w:ind w:left="1069"/>
+        <w:jc w:val="both"/>
+        <w:rPr>
+          <w:color w:val="FF0000"/>
+        </w:rPr>
+      </w:pPr>
+      <w:r>
+        <w:rPr>
+          <w:color w:val="FF0000"/>
+        </w:rPr>
+        <w:t xml:space="preserve">            </w:t>
+      </w:r>
+      <w:proofErr w:type="spellStart"/>
+      <w:proofErr w:type="gramStart"/>
+      <w:r>
+        <w:rPr>
+          <w:color w:val="FF0000"/>
+        </w:rPr>
+        <w:t>this.element</w:t>
+      </w:r>
+      <w:proofErr w:type="spellEnd"/>
+      <w:proofErr w:type="gramEnd"/>
+      <w:r>
+        <w:rPr>
+          <w:color w:val="FF0000"/>
+        </w:rPr>
+        <w:t xml:space="preserve"> = </w:t>
+      </w:r>
+      <w:proofErr w:type="gramStart"/>
+      <w:r>
+        <w:rPr>
+          <w:color w:val="FF0000"/>
+        </w:rPr>
+        <w:t>element;</w:t>
+      </w:r>
+      <w:proofErr w:type="gramEnd"/>
+    </w:p>
+    <w:p>
+      <w:pPr>
+        <w:pStyle w:val="ListParagraph"/>
+        <w:ind w:left="1069"/>
+        <w:jc w:val="both"/>
+        <w:rPr>
+          <w:color w:val="FF0000"/>
+        </w:rPr>
+      </w:pPr>
+      <w:r>
+        <w:rPr>
+          <w:color w:val="FF0000"/>
+        </w:rPr>
+        <w:t>        }</w:t>
+      </w:r>
+    </w:p>
+    <w:p>
+      <w:pPr>
+        <w:pStyle w:val="ListParagraph"/>
+        <w:ind w:left="1069"/>
+        <w:jc w:val="both"/>
+        <w:rPr>
+          <w:color w:val="FF0000"/>
+        </w:rPr>
+      </w:pPr>
+      <w:r>
+        <w:rPr>
+          <w:color w:val="FF0000"/>
+        </w:rPr>
+        <w:t>    }</w:t>
+      </w:r>
+    </w:p>
+    <w:p>
+      <w:pPr>
+        <w:pStyle w:val="ListParagraph"/>
+        <w:ind w:left="1069"/>
+        <w:jc w:val="both"/>
+        <w:rPr>
+          <w:color w:val="FF0000"/>
+        </w:rPr>
+      </w:pPr>
+    </w:p>
+    <w:p>
+      <w:pPr>
+        <w:pStyle w:val="ListParagraph"/>
+        <w:ind w:left="1069"/>
+        <w:jc w:val="both"/>
+        <w:rPr>
+          <w:color w:val="FF0000"/>
+        </w:rPr>
+      </w:pPr>
+      <w:r>
+        <w:rPr>
+          <w:color w:val="FF0000"/>
+        </w:rPr>
+        <w:t xml:space="preserve">    public </w:t>
+      </w:r>
+      <w:proofErr w:type="gramStart"/>
+      <w:r>
+        <w:rPr>
+          <w:color w:val="FF0000"/>
+        </w:rPr>
+        <w:t>LinkedList(</w:t>
+      </w:r>
+      <w:proofErr w:type="gramEnd"/>
+      <w:r>
+        <w:rPr>
+          <w:color w:val="FF0000"/>
+        </w:rPr>
+        <w:t xml:space="preserve">String </w:t>
+      </w:r>
+      <w:proofErr w:type="gramStart"/>
+      <w:r>
+        <w:rPr>
+          <w:color w:val="FF0000"/>
+        </w:rPr>
+        <w:t>element){</w:t>
+      </w:r>
+      <w:proofErr w:type="gramEnd"/>
+    </w:p>
+    <w:p>
+      <w:pPr>
+        <w:pStyle w:val="ListParagraph"/>
+        <w:ind w:left="1069"/>
+        <w:jc w:val="both"/>
+        <w:rPr>
+          <w:color w:val="FF0000"/>
+        </w:rPr>
+      </w:pPr>
+      <w:r>
+        <w:rPr>
+          <w:color w:val="FF0000"/>
+        </w:rPr>
+        <w:t xml:space="preserve">        Node </w:t>
+      </w:r>
+      <w:proofErr w:type="spellStart"/>
+      <w:r>
+        <w:rPr>
+          <w:color w:val="FF0000"/>
+        </w:rPr>
+        <w:t>newNode</w:t>
+      </w:r>
+      <w:proofErr w:type="spellEnd"/>
+      <w:r>
+        <w:rPr>
+          <w:color w:val="FF0000"/>
+        </w:rPr>
+        <w:t xml:space="preserve"> = new Node(element</w:t>
+      </w:r>
+      <w:proofErr w:type="gramStart"/>
+      <w:r>
+        <w:rPr>
+          <w:color w:val="FF0000"/>
+        </w:rPr>
+        <w:t>);</w:t>
+      </w:r>
+      <w:proofErr w:type="gramEnd"/>
+    </w:p>
+    <w:p>
+      <w:pPr>
+        <w:pStyle w:val="ListParagraph"/>
+        <w:ind w:left="1069"/>
+        <w:jc w:val="both"/>
+        <w:rPr>
+          <w:color w:val="FF0000"/>
+        </w:rPr>
+      </w:pPr>
+      <w:r>
+        <w:rPr>
+          <w:color w:val="FF0000"/>
+        </w:rPr>
+        <w:t xml:space="preserve">        head = </w:t>
+      </w:r>
+      <w:proofErr w:type="spellStart"/>
+      <w:proofErr w:type="gramStart"/>
+      <w:r>
+        <w:rPr>
+          <w:color w:val="FF0000"/>
+        </w:rPr>
+        <w:t>newNode</w:t>
+      </w:r>
+      <w:proofErr w:type="spellEnd"/>
+      <w:r>
+        <w:rPr>
+          <w:color w:val="FF0000"/>
+        </w:rPr>
+        <w:t>;</w:t>
+      </w:r>
+      <w:proofErr w:type="gramEnd"/>
+    </w:p>
+    <w:p>
+      <w:pPr>
+        <w:pStyle w:val="ListParagraph"/>
+        <w:ind w:left="1069"/>
+        <w:jc w:val="both"/>
+        <w:rPr>
+          <w:color w:val="FF0000"/>
+        </w:rPr>
+      </w:pPr>
+      <w:r>
+        <w:rPr>
+          <w:color w:val="FF0000"/>
+        </w:rPr>
+        <w:t xml:space="preserve">        tail = </w:t>
+      </w:r>
+      <w:proofErr w:type="spellStart"/>
+      <w:proofErr w:type="gramStart"/>
+      <w:r>
+        <w:rPr>
+          <w:color w:val="FF0000"/>
+        </w:rPr>
+        <w:t>newNode</w:t>
+      </w:r>
+      <w:proofErr w:type="spellEnd"/>
+      <w:r>
+        <w:rPr>
+          <w:color w:val="FF0000"/>
+        </w:rPr>
+        <w:t>;</w:t>
+      </w:r>
+      <w:proofErr w:type="gramEnd"/>
+    </w:p>
+    <w:p>
+      <w:pPr>
+        <w:pStyle w:val="ListParagraph"/>
+        <w:ind w:left="1069"/>
+        <w:jc w:val="both"/>
+        <w:rPr>
+          <w:color w:val="FF0000"/>
+        </w:rPr>
+      </w:pPr>
+      <w:r>
+        <w:rPr>
+          <w:color w:val="FF0000"/>
+        </w:rPr>
+        <w:t xml:space="preserve">        length = </w:t>
+      </w:r>
+      <w:proofErr w:type="gramStart"/>
+      <w:r>
+        <w:rPr>
+          <w:color w:val="FF0000"/>
+        </w:rPr>
+        <w:t>1;</w:t>
+      </w:r>
+      <w:proofErr w:type="gramEnd"/>
+    </w:p>
+    <w:p>
+      <w:pPr>
+        <w:pStyle w:val="ListParagraph"/>
+        <w:ind w:left="1069"/>
+        <w:jc w:val="both"/>
+        <w:rPr>
+          <w:color w:val="FF0000"/>
+        </w:rPr>
+      </w:pPr>
+      <w:r>
+        <w:rPr>
+          <w:color w:val="FF0000"/>
+        </w:rPr>
+        <w:t>    }</w:t>
+      </w:r>
+    </w:p>
+    <w:p>
+      <w:pPr>
+        <w:pStyle w:val="ListParagraph"/>
+        <w:ind w:left="1069"/>
+        <w:jc w:val="both"/>
+        <w:rPr>
+          <w:color w:val="FF0000"/>
+        </w:rPr>
+      </w:pPr>
+    </w:p>
+    <w:p>
+      <w:pPr>
+        <w:pStyle w:val="ListParagraph"/>
+        <w:ind w:left="1069"/>
+        <w:jc w:val="both"/>
+        <w:rPr>
+          <w:color w:val="FF0000"/>
+        </w:rPr>
+      </w:pPr>
+      <w:r>
+        <w:rPr>
+          <w:color w:val="FF0000"/>
+        </w:rPr>
+        <w:t xml:space="preserve">    public void </w:t>
+      </w:r>
+      <w:proofErr w:type="gramStart"/>
+      <w:r>
+        <w:rPr>
+          <w:color w:val="FF0000"/>
+        </w:rPr>
+        <w:t>append(</w:t>
+      </w:r>
+      <w:proofErr w:type="gramEnd"/>
+      <w:r>
+        <w:rPr>
+          <w:color w:val="FF0000"/>
+        </w:rPr>
+        <w:t xml:space="preserve">String </w:t>
+      </w:r>
+      <w:proofErr w:type="gramStart"/>
+      <w:r>
+        <w:rPr>
+          <w:color w:val="FF0000"/>
+        </w:rPr>
+        <w:t>element){</w:t>
+      </w:r>
+      <w:proofErr w:type="gramEnd"/>
+    </w:p>
+    <w:p>
+      <w:pPr>
+        <w:pStyle w:val="ListParagraph"/>
+        <w:ind w:left="1069"/>
+        <w:jc w:val="both"/>
+        <w:rPr>
+          <w:color w:val="FF0000"/>
+        </w:rPr>
+      </w:pPr>
+      <w:r>
+        <w:rPr>
+          <w:color w:val="FF0000"/>
+        </w:rPr>
+        <w:t xml:space="preserve">        Node </w:t>
+      </w:r>
+      <w:proofErr w:type="spellStart"/>
+      <w:r>
+        <w:rPr>
+          <w:color w:val="FF0000"/>
+        </w:rPr>
+        <w:t>newNode</w:t>
+      </w:r>
+      <w:proofErr w:type="spellEnd"/>
+      <w:r>
+        <w:rPr>
+          <w:color w:val="FF0000"/>
+        </w:rPr>
+        <w:t xml:space="preserve"> = new Node(element</w:t>
+      </w:r>
+      <w:proofErr w:type="gramStart"/>
+      <w:r>
+        <w:rPr>
+          <w:color w:val="FF0000"/>
+        </w:rPr>
+        <w:t>);</w:t>
+      </w:r>
+      <w:proofErr w:type="gramEnd"/>
+    </w:p>
+    <w:p>
+      <w:pPr>
+        <w:pStyle w:val="ListParagraph"/>
+        <w:ind w:left="1069"/>
+        <w:jc w:val="both"/>
+        <w:rPr>
+          <w:color w:val="FF0000"/>
+        </w:rPr>
+      </w:pPr>
+    </w:p>
+    <w:p>
+      <w:pPr>
+        <w:pStyle w:val="ListParagraph"/>
+        <w:ind w:left="1069"/>
+        <w:jc w:val="both"/>
+        <w:rPr>
+          <w:color w:val="FF0000"/>
+        </w:rPr>
+      </w:pPr>
+      <w:r>
+        <w:rPr>
+          <w:color w:val="FF0000"/>
+        </w:rPr>
+        <w:t xml:space="preserve">        if (length == </w:t>
+      </w:r>
+      <w:proofErr w:type="gramStart"/>
+      <w:r>
+        <w:rPr>
+          <w:color w:val="FF0000"/>
+        </w:rPr>
+        <w:t>0){</w:t>
+      </w:r>
+      <w:proofErr w:type="gramEnd"/>
+    </w:p>
+    <w:p>
+      <w:pPr>
+        <w:pStyle w:val="ListParagraph"/>
+        <w:ind w:left="1069"/>
+        <w:jc w:val="both"/>
+        <w:rPr>
+          <w:color w:val="FF0000"/>
+        </w:rPr>
+      </w:pPr>
+      <w:r>
+        <w:rPr>
+          <w:color w:val="FF0000"/>
+        </w:rPr>
+        <w:t xml:space="preserve">            head = </w:t>
+      </w:r>
+      <w:proofErr w:type="spellStart"/>
+      <w:proofErr w:type="gramStart"/>
+      <w:r>
+        <w:rPr>
+          <w:color w:val="FF0000"/>
+        </w:rPr>
+        <w:t>newNode</w:t>
+      </w:r>
+      <w:proofErr w:type="spellEnd"/>
+      <w:r>
+        <w:rPr>
+          <w:color w:val="FF0000"/>
+        </w:rPr>
+        <w:t>;</w:t>
+      </w:r>
+      <w:proofErr w:type="gramEnd"/>
+    </w:p>
+    <w:p>
+      <w:pPr>
+        <w:pStyle w:val="ListParagraph"/>
+        <w:ind w:left="1069"/>
+        <w:jc w:val="both"/>
+        <w:rPr>
+          <w:color w:val="FF0000"/>
+        </w:rPr>
+      </w:pPr>
+      <w:r>
+        <w:rPr>
+          <w:color w:val="FF0000"/>
+        </w:rPr>
+        <w:t xml:space="preserve">            tail = </w:t>
+      </w:r>
+      <w:proofErr w:type="spellStart"/>
+      <w:proofErr w:type="gramStart"/>
+      <w:r>
+        <w:rPr>
+          <w:color w:val="FF0000"/>
+        </w:rPr>
+        <w:t>newNode</w:t>
+      </w:r>
+      <w:proofErr w:type="spellEnd"/>
+      <w:r>
+        <w:rPr>
+          <w:color w:val="FF0000"/>
+        </w:rPr>
+        <w:t>;</w:t>
+      </w:r>
+      <w:proofErr w:type="gramEnd"/>
+    </w:p>
+    <w:p>
+      <w:pPr>
+        <w:pStyle w:val="ListParagraph"/>
+        <w:ind w:left="1069"/>
+        <w:jc w:val="both"/>
+        <w:rPr>
+          <w:color w:val="FF0000"/>
+        </w:rPr>
+      </w:pPr>
+      <w:r>
+        <w:rPr>
+          <w:color w:val="FF0000"/>
+        </w:rPr>
+        <w:t xml:space="preserve">        </w:t>
+      </w:r>
+      <w:proofErr w:type="gramStart"/>
+      <w:r>
+        <w:rPr>
+          <w:color w:val="FF0000"/>
+        </w:rPr>
+        <w:t>}else</w:t>
+      </w:r>
+      <w:proofErr w:type="gramEnd"/>
+      <w:r>
+        <w:rPr>
+          <w:color w:val="FF0000"/>
+        </w:rPr>
+        <w:t>{</w:t>
+      </w:r>
+    </w:p>
+    <w:p>
+      <w:pPr>
+        <w:pStyle w:val="ListParagraph"/>
+        <w:ind w:left="1069"/>
+        <w:jc w:val="both"/>
+        <w:rPr>
+          <w:color w:val="FF0000"/>
+        </w:rPr>
+      </w:pPr>
+      <w:r>
+        <w:rPr>
+          <w:color w:val="FF0000"/>
+        </w:rPr>
+        <w:t xml:space="preserve">            </w:t>
+      </w:r>
+      <w:proofErr w:type="spellStart"/>
+      <w:proofErr w:type="gramStart"/>
+      <w:r>
+        <w:rPr>
+          <w:color w:val="FF0000"/>
+        </w:rPr>
+        <w:t>tail.next</w:t>
+      </w:r>
+      <w:proofErr w:type="spellEnd"/>
+      <w:proofErr w:type="gramEnd"/>
+      <w:r>
+        <w:rPr>
+          <w:color w:val="FF0000"/>
+        </w:rPr>
+        <w:t xml:space="preserve"> = </w:t>
+      </w:r>
+      <w:proofErr w:type="spellStart"/>
+      <w:proofErr w:type="gramStart"/>
+      <w:r>
+        <w:rPr>
+          <w:color w:val="FF0000"/>
+        </w:rPr>
+        <w:t>newNode</w:t>
+      </w:r>
+      <w:proofErr w:type="spellEnd"/>
+      <w:r>
+        <w:rPr>
+          <w:color w:val="FF0000"/>
+        </w:rPr>
+        <w:t>;</w:t>
+      </w:r>
+      <w:proofErr w:type="gramEnd"/>
+    </w:p>
+    <w:p>
+      <w:pPr>
+        <w:pStyle w:val="ListParagraph"/>
+        <w:ind w:left="1069"/>
+        <w:jc w:val="both"/>
+        <w:rPr>
+          <w:color w:val="FF0000"/>
+        </w:rPr>
+      </w:pPr>
+      <w:r>
+        <w:rPr>
+          <w:color w:val="FF0000"/>
+        </w:rPr>
+        <w:t xml:space="preserve">            tail = </w:t>
+      </w:r>
+      <w:proofErr w:type="spellStart"/>
+      <w:proofErr w:type="gramStart"/>
+      <w:r>
+        <w:rPr>
+          <w:color w:val="FF0000"/>
+        </w:rPr>
+        <w:t>newNode</w:t>
+      </w:r>
+      <w:proofErr w:type="spellEnd"/>
+      <w:r>
+        <w:rPr>
+          <w:color w:val="FF0000"/>
+        </w:rPr>
+        <w:t>;</w:t>
+      </w:r>
+      <w:proofErr w:type="gramEnd"/>
+    </w:p>
+    <w:p>
+      <w:pPr>
+        <w:pStyle w:val="ListParagraph"/>
+        <w:ind w:left="1069"/>
+        <w:jc w:val="both"/>
+        <w:rPr>
+          <w:color w:val="FF0000"/>
+        </w:rPr>
+      </w:pPr>
+      <w:r>
+        <w:rPr>
+          <w:color w:val="FF0000"/>
+        </w:rPr>
+        <w:lastRenderedPageBreak/>
+        <w:t xml:space="preserve">            </w:t>
+      </w:r>
+      <w:proofErr w:type="spellStart"/>
+      <w:proofErr w:type="gramStart"/>
+      <w:r>
+        <w:rPr>
+          <w:color w:val="FF0000"/>
+        </w:rPr>
+        <w:t>tail.next</w:t>
+      </w:r>
+      <w:proofErr w:type="spellEnd"/>
+      <w:proofErr w:type="gramEnd"/>
+      <w:r>
+        <w:rPr>
+          <w:color w:val="FF0000"/>
+        </w:rPr>
+        <w:t xml:space="preserve"> = </w:t>
+      </w:r>
+      <w:proofErr w:type="gramStart"/>
+      <w:r>
+        <w:rPr>
+          <w:color w:val="FF0000"/>
+        </w:rPr>
+        <w:t>null;</w:t>
+      </w:r>
+      <w:proofErr w:type="gramEnd"/>
+    </w:p>
+    <w:p>
+      <w:pPr>
+        <w:pStyle w:val="ListParagraph"/>
+        <w:ind w:left="1069"/>
+        <w:jc w:val="both"/>
+        <w:rPr>
+          <w:color w:val="FF0000"/>
+        </w:rPr>
+      </w:pPr>
+      <w:r>
+        <w:rPr>
+          <w:color w:val="FF0000"/>
+        </w:rPr>
+        <w:t>        }</w:t>
+      </w:r>
+    </w:p>
+    <w:p>
+      <w:pPr>
+        <w:pStyle w:val="ListParagraph"/>
+        <w:ind w:left="1069"/>
+        <w:jc w:val="both"/>
+        <w:rPr>
+          <w:color w:val="FF0000"/>
+        </w:rPr>
+      </w:pPr>
+      <w:r>
+        <w:rPr>
+          <w:color w:val="FF0000"/>
+        </w:rPr>
+        <w:t>        length+=</w:t>
+      </w:r>
+      <w:proofErr w:type="gramStart"/>
+      <w:r>
+        <w:rPr>
+          <w:color w:val="FF0000"/>
+        </w:rPr>
+        <w:t>1;</w:t>
+      </w:r>
+      <w:proofErr w:type="gramEnd"/>
+    </w:p>
+    <w:p>
+      <w:pPr>
+        <w:pStyle w:val="ListParagraph"/>
+        <w:ind w:left="1069"/>
+        <w:jc w:val="both"/>
+        <w:rPr>
+          <w:color w:val="FF0000"/>
+        </w:rPr>
+      </w:pPr>
+      <w:r>
+        <w:rPr>
+          <w:color w:val="FF0000"/>
+        </w:rPr>
+        <w:t>    }</w:t>
+      </w:r>
+    </w:p>
+    <w:p>
+      <w:pPr>
+        <w:pStyle w:val="ListParagraph"/>
+        <w:ind w:left="1069"/>
+        <w:jc w:val="both"/>
+        <w:rPr>
+          <w:color w:val="FF0000"/>
+        </w:rPr>
+      </w:pPr>
+    </w:p>
+    <w:p>
+      <w:pPr>
+        <w:pStyle w:val="ListParagraph"/>
+        <w:ind w:left="1069"/>
+        <w:jc w:val="both"/>
+        <w:rPr>
+          <w:color w:val="FF0000"/>
+        </w:rPr>
+      </w:pPr>
+      <w:r>
+        <w:rPr>
+          <w:color w:val="FF0000"/>
+        </w:rPr>
+        <w:t xml:space="preserve">    </w:t>
+      </w:r>
+      <w:proofErr w:type="gramStart"/>
+      <w:r>
+        <w:rPr>
+          <w:color w:val="FF0000"/>
+        </w:rPr>
+        <w:t>public</w:t>
+      </w:r>
+      <w:proofErr w:type="gramEnd"/>
+      <w:r>
+        <w:rPr>
+          <w:color w:val="FF0000"/>
+        </w:rPr>
+        <w:t xml:space="preserve"> Node </w:t>
+      </w:r>
+      <w:proofErr w:type="spellStart"/>
+      <w:proofErr w:type="gramStart"/>
+      <w:r>
+        <w:rPr>
+          <w:color w:val="FF0000"/>
+        </w:rPr>
+        <w:t>removeLast</w:t>
+      </w:r>
+      <w:proofErr w:type="spellEnd"/>
+      <w:r>
+        <w:rPr>
+          <w:color w:val="FF0000"/>
+        </w:rPr>
+        <w:t>(){</w:t>
+      </w:r>
+      <w:proofErr w:type="gramEnd"/>
+    </w:p>
+    <w:p>
+      <w:pPr>
+        <w:pStyle w:val="ListParagraph"/>
+        <w:ind w:left="1069"/>
+        <w:jc w:val="both"/>
+        <w:rPr>
+          <w:color w:val="FF0000"/>
+        </w:rPr>
+      </w:pPr>
+      <w:r>
+        <w:rPr>
+          <w:color w:val="FF0000"/>
+        </w:rPr>
+        <w:t xml:space="preserve">        if (length == </w:t>
+      </w:r>
+      <w:proofErr w:type="gramStart"/>
+      <w:r>
+        <w:rPr>
+          <w:color w:val="FF0000"/>
+        </w:rPr>
+        <w:t>0){</w:t>
+      </w:r>
+      <w:proofErr w:type="gramEnd"/>
+    </w:p>
+    <w:p>
+      <w:pPr>
+        <w:pStyle w:val="ListParagraph"/>
+        <w:ind w:left="1069"/>
+        <w:jc w:val="both"/>
+        <w:rPr>
+          <w:color w:val="FF0000"/>
+        </w:rPr>
+      </w:pPr>
+      <w:r>
+        <w:rPr>
+          <w:color w:val="FF0000"/>
+        </w:rPr>
+        <w:t xml:space="preserve">            return </w:t>
+      </w:r>
+      <w:proofErr w:type="gramStart"/>
+      <w:r>
+        <w:rPr>
+          <w:color w:val="FF0000"/>
+        </w:rPr>
+        <w:t>null;</w:t>
+      </w:r>
+      <w:proofErr w:type="gramEnd"/>
+    </w:p>
+    <w:p>
+      <w:pPr>
+        <w:pStyle w:val="ListParagraph"/>
+        <w:ind w:left="1069"/>
+        <w:jc w:val="both"/>
+        <w:rPr>
+          <w:color w:val="FF0000"/>
+        </w:rPr>
+      </w:pPr>
+      <w:r>
+        <w:rPr>
+          <w:color w:val="FF0000"/>
+        </w:rPr>
+        <w:t>        }</w:t>
+      </w:r>
+    </w:p>
+    <w:p>
+      <w:pPr>
+        <w:pStyle w:val="ListParagraph"/>
+        <w:ind w:left="1069"/>
+        <w:jc w:val="both"/>
+        <w:rPr>
+          <w:color w:val="FF0000"/>
+        </w:rPr>
+      </w:pPr>
+      <w:r>
+        <w:rPr>
+          <w:color w:val="FF0000"/>
+        </w:rPr>
+        <w:t xml:space="preserve">        Node temp = </w:t>
+      </w:r>
+      <w:proofErr w:type="gramStart"/>
+      <w:r>
+        <w:rPr>
+          <w:color w:val="FF0000"/>
+        </w:rPr>
+        <w:t>head;</w:t>
+      </w:r>
+      <w:proofErr w:type="gramEnd"/>
+    </w:p>
+    <w:p>
+      <w:pPr>
+        <w:pStyle w:val="ListParagraph"/>
+        <w:ind w:left="1069"/>
+        <w:jc w:val="both"/>
+        <w:rPr>
+          <w:color w:val="FF0000"/>
+        </w:rPr>
+      </w:pPr>
+      <w:r>
+        <w:rPr>
+          <w:color w:val="FF0000"/>
+        </w:rPr>
+        <w:t xml:space="preserve">        Node pre = </w:t>
+      </w:r>
+      <w:proofErr w:type="gramStart"/>
+      <w:r>
+        <w:rPr>
+          <w:color w:val="FF0000"/>
+        </w:rPr>
+        <w:t>head;</w:t>
+      </w:r>
+      <w:proofErr w:type="gramEnd"/>
+    </w:p>
+    <w:p>
+      <w:pPr>
+        <w:pStyle w:val="ListParagraph"/>
+        <w:ind w:left="1069"/>
+        <w:jc w:val="both"/>
+        <w:rPr>
+          <w:color w:val="FF0000"/>
+        </w:rPr>
+      </w:pPr>
+      <w:r>
+        <w:rPr>
+          <w:color w:val="FF0000"/>
+        </w:rPr>
+        <w:t>        while (</w:t>
+      </w:r>
+      <w:proofErr w:type="spellStart"/>
+      <w:proofErr w:type="gramStart"/>
+      <w:r>
+        <w:rPr>
+          <w:color w:val="FF0000"/>
+        </w:rPr>
+        <w:t>temp.next</w:t>
+      </w:r>
+      <w:proofErr w:type="spellEnd"/>
+      <w:r>
+        <w:rPr>
+          <w:color w:val="FF0000"/>
+        </w:rPr>
+        <w:t xml:space="preserve"> !=</w:t>
+      </w:r>
+      <w:proofErr w:type="gramEnd"/>
+      <w:r>
+        <w:rPr>
+          <w:color w:val="FF0000"/>
+        </w:rPr>
+        <w:t xml:space="preserve"> </w:t>
+      </w:r>
+      <w:proofErr w:type="gramStart"/>
+      <w:r>
+        <w:rPr>
+          <w:color w:val="FF0000"/>
+        </w:rPr>
+        <w:t>null){</w:t>
+      </w:r>
+      <w:proofErr w:type="gramEnd"/>
+    </w:p>
+    <w:p>
+      <w:pPr>
+        <w:pStyle w:val="ListParagraph"/>
+        <w:ind w:left="1069"/>
+        <w:jc w:val="both"/>
+        <w:rPr>
+          <w:color w:val="FF0000"/>
+        </w:rPr>
+      </w:pPr>
+      <w:r>
+        <w:rPr>
+          <w:color w:val="FF0000"/>
+        </w:rPr>
+        <w:t xml:space="preserve">            pre = </w:t>
+      </w:r>
+      <w:proofErr w:type="gramStart"/>
+      <w:r>
+        <w:rPr>
+          <w:color w:val="FF0000"/>
+        </w:rPr>
+        <w:t>temp;</w:t>
+      </w:r>
+      <w:proofErr w:type="gramEnd"/>
+    </w:p>
+    <w:p>
+      <w:pPr>
+        <w:pStyle w:val="ListParagraph"/>
+        <w:ind w:left="1069"/>
+        <w:jc w:val="both"/>
+        <w:rPr>
+          <w:color w:val="FF0000"/>
+        </w:rPr>
+      </w:pPr>
+      <w:r>
+        <w:rPr>
+          <w:color w:val="FF0000"/>
+        </w:rPr>
+        <w:t xml:space="preserve">            temp = </w:t>
+      </w:r>
+      <w:proofErr w:type="spellStart"/>
+      <w:proofErr w:type="gramStart"/>
+      <w:r>
+        <w:rPr>
+          <w:color w:val="FF0000"/>
+        </w:rPr>
+        <w:t>temp.next</w:t>
+      </w:r>
+      <w:proofErr w:type="spellEnd"/>
+      <w:proofErr w:type="gramEnd"/>
+      <w:r>
+        <w:rPr>
+          <w:color w:val="FF0000"/>
+        </w:rPr>
+        <w:t>;</w:t>
+      </w:r>
+    </w:p>
+    <w:p>
+      <w:pPr>
+        <w:pStyle w:val="ListParagraph"/>
+        <w:ind w:left="1069"/>
+        <w:jc w:val="both"/>
+        <w:rPr>
+          <w:color w:val="FF0000"/>
+        </w:rPr>
+      </w:pPr>
+      <w:r>
+        <w:rPr>
+          <w:color w:val="FF0000"/>
+        </w:rPr>
+        <w:t>        }</w:t>
+      </w:r>
+    </w:p>
+    <w:p>
+      <w:pPr>
+        <w:pStyle w:val="ListParagraph"/>
+        <w:ind w:left="1069"/>
+        <w:jc w:val="both"/>
+        <w:rPr>
+          <w:color w:val="FF0000"/>
+        </w:rPr>
+      </w:pPr>
+      <w:r>
+        <w:rPr>
+          <w:color w:val="FF0000"/>
+        </w:rPr>
+        <w:t xml:space="preserve">        tail = </w:t>
+      </w:r>
+      <w:proofErr w:type="gramStart"/>
+      <w:r>
+        <w:rPr>
+          <w:color w:val="FF0000"/>
+        </w:rPr>
+        <w:t>pre;</w:t>
+      </w:r>
+      <w:proofErr w:type="gramEnd"/>
+    </w:p>
+    <w:p>
+      <w:pPr>
+        <w:pStyle w:val="ListParagraph"/>
+        <w:ind w:left="1069"/>
+        <w:jc w:val="both"/>
+        <w:rPr>
+          <w:color w:val="FF0000"/>
+        </w:rPr>
+      </w:pPr>
+      <w:r>
+        <w:rPr>
+          <w:color w:val="FF0000"/>
+        </w:rPr>
+        <w:t xml:space="preserve">        </w:t>
+      </w:r>
+      <w:proofErr w:type="spellStart"/>
+      <w:proofErr w:type="gramStart"/>
+      <w:r>
+        <w:rPr>
+          <w:color w:val="FF0000"/>
+        </w:rPr>
+        <w:t>tail.next</w:t>
+      </w:r>
+      <w:proofErr w:type="spellEnd"/>
+      <w:proofErr w:type="gramEnd"/>
+      <w:r>
+        <w:rPr>
+          <w:color w:val="FF0000"/>
+        </w:rPr>
+        <w:t xml:space="preserve"> = </w:t>
+      </w:r>
+      <w:proofErr w:type="gramStart"/>
+      <w:r>
+        <w:rPr>
+          <w:color w:val="FF0000"/>
+        </w:rPr>
+        <w:t>null;</w:t>
+      </w:r>
+      <w:proofErr w:type="gramEnd"/>
+    </w:p>
+    <w:p>
+      <w:pPr>
+        <w:pStyle w:val="ListParagraph"/>
+        <w:ind w:left="1069"/>
+        <w:jc w:val="both"/>
+        <w:rPr>
+          <w:color w:val="FF0000"/>
+        </w:rPr>
+      </w:pPr>
+      <w:r>
+        <w:rPr>
+          <w:color w:val="FF0000"/>
+        </w:rPr>
+        <w:t>        length-</w:t>
+      </w:r>
+      <w:proofErr w:type="gramStart"/>
+      <w:r>
+        <w:rPr>
+          <w:color w:val="FF0000"/>
+        </w:rPr>
+        <w:t>-;</w:t>
+      </w:r>
+      <w:proofErr w:type="gramEnd"/>
+    </w:p>
+    <w:p>
+      <w:pPr>
+        <w:pStyle w:val="ListParagraph"/>
+        <w:ind w:left="1069"/>
+        <w:jc w:val="both"/>
+        <w:rPr>
+          <w:color w:val="FF0000"/>
+        </w:rPr>
+      </w:pPr>
+      <w:r>
+        <w:rPr>
+          <w:color w:val="FF0000"/>
+        </w:rPr>
+        <w:t xml:space="preserve">        if (length == </w:t>
+      </w:r>
+      <w:proofErr w:type="gramStart"/>
+      <w:r>
+        <w:rPr>
+          <w:color w:val="FF0000"/>
+        </w:rPr>
+        <w:t>0){</w:t>
+      </w:r>
+      <w:proofErr w:type="gramEnd"/>
+    </w:p>
+    <w:p>
+      <w:pPr>
+        <w:pStyle w:val="ListParagraph"/>
+        <w:ind w:left="1069"/>
+        <w:jc w:val="both"/>
+        <w:rPr>
+          <w:color w:val="FF0000"/>
+        </w:rPr>
+      </w:pPr>
+      <w:r>
+        <w:rPr>
+          <w:color w:val="FF0000"/>
+        </w:rPr>
+        <w:t xml:space="preserve">            head = </w:t>
+      </w:r>
+      <w:proofErr w:type="gramStart"/>
+      <w:r>
+        <w:rPr>
+          <w:color w:val="FF0000"/>
+        </w:rPr>
+        <w:t>null;</w:t>
+      </w:r>
+      <w:proofErr w:type="gramEnd"/>
+    </w:p>
+    <w:p>
+      <w:pPr>
+        <w:pStyle w:val="ListParagraph"/>
+        <w:ind w:left="1069"/>
+        <w:jc w:val="both"/>
+        <w:rPr>
+          <w:color w:val="FF0000"/>
+        </w:rPr>
+      </w:pPr>
+      <w:r>
+        <w:rPr>
+          <w:color w:val="FF0000"/>
+        </w:rPr>
+        <w:t xml:space="preserve">            tail = </w:t>
+      </w:r>
+      <w:proofErr w:type="gramStart"/>
+      <w:r>
+        <w:rPr>
+          <w:color w:val="FF0000"/>
+        </w:rPr>
+        <w:t>null;</w:t>
+      </w:r>
+      <w:proofErr w:type="gramEnd"/>
+    </w:p>
+    <w:p>
+      <w:pPr>
+        <w:pStyle w:val="ListParagraph"/>
+        <w:ind w:left="1069"/>
+        <w:jc w:val="both"/>
+        <w:rPr>
+          <w:color w:val="FF0000"/>
+        </w:rPr>
+      </w:pPr>
+      <w:r>
+        <w:rPr>
+          <w:color w:val="FF0000"/>
+        </w:rPr>
+        <w:t>        }</w:t>
+      </w:r>
+    </w:p>
+    <w:p>
+      <w:pPr>
+        <w:pStyle w:val="ListParagraph"/>
+        <w:ind w:left="1069"/>
+        <w:jc w:val="both"/>
+        <w:rPr>
+          <w:color w:val="FF0000"/>
+        </w:rPr>
+      </w:pPr>
+      <w:r>
+        <w:rPr>
+          <w:color w:val="FF0000"/>
+        </w:rPr>
+        <w:t xml:space="preserve">        return </w:t>
+      </w:r>
+      <w:proofErr w:type="gramStart"/>
+      <w:r>
+        <w:rPr>
+          <w:color w:val="FF0000"/>
+        </w:rPr>
+        <w:t>temp;</w:t>
+      </w:r>
+      <w:proofErr w:type="gramEnd"/>
+    </w:p>
+    <w:p>
+      <w:pPr>
+        <w:pStyle w:val="ListParagraph"/>
+        <w:ind w:left="1069"/>
+        <w:jc w:val="both"/>
+        <w:rPr>
+          <w:color w:val="FF0000"/>
+        </w:rPr>
+      </w:pPr>
+      <w:r>
+        <w:rPr>
+          <w:color w:val="FF0000"/>
+        </w:rPr>
+        <w:t>    }</w:t>
+      </w:r>
+    </w:p>
+    <w:p>
+      <w:pPr>
+        <w:pStyle w:val="ListParagraph"/>
+        <w:ind w:left="1069"/>
+        <w:jc w:val="both"/>
+        <w:rPr>
+          <w:color w:val="FF0000"/>
+        </w:rPr>
+      </w:pPr>
+    </w:p>
+    <w:p>
+      <w:pPr>
+        <w:pStyle w:val="ListParagraph"/>
+        <w:ind w:left="1069"/>
+        <w:jc w:val="both"/>
+        <w:rPr>
+          <w:color w:val="FF0000"/>
+        </w:rPr>
+      </w:pPr>
+      <w:r>
+        <w:rPr>
+          <w:color w:val="FF0000"/>
+        </w:rPr>
+        <w:t xml:space="preserve">    </w:t>
+      </w:r>
+      <w:proofErr w:type="gramStart"/>
+      <w:r>
+        <w:rPr>
+          <w:color w:val="FF0000"/>
+        </w:rPr>
+        <w:t>public</w:t>
+      </w:r>
+      <w:proofErr w:type="gramEnd"/>
+      <w:r>
+        <w:rPr>
+          <w:color w:val="FF0000"/>
+        </w:rPr>
+        <w:t xml:space="preserve"> Node </w:t>
+      </w:r>
+      <w:proofErr w:type="spellStart"/>
+      <w:proofErr w:type="gramStart"/>
+      <w:r>
+        <w:rPr>
+          <w:color w:val="FF0000"/>
+        </w:rPr>
+        <w:t>removeFirst</w:t>
+      </w:r>
+      <w:proofErr w:type="spellEnd"/>
+      <w:r>
+        <w:rPr>
+          <w:color w:val="FF0000"/>
+        </w:rPr>
+        <w:t>(){</w:t>
+      </w:r>
+      <w:proofErr w:type="gramEnd"/>
+    </w:p>
+    <w:p>
+      <w:pPr>
+        <w:pStyle w:val="ListParagraph"/>
+        <w:ind w:left="1069"/>
+        <w:jc w:val="both"/>
+        <w:rPr>
+          <w:color w:val="FF0000"/>
+        </w:rPr>
+      </w:pPr>
+      <w:r>
+        <w:rPr>
+          <w:color w:val="FF0000"/>
+        </w:rPr>
+        <w:t xml:space="preserve">        if (length == </w:t>
+      </w:r>
+      <w:proofErr w:type="gramStart"/>
+      <w:r>
+        <w:rPr>
+          <w:color w:val="FF0000"/>
+        </w:rPr>
+        <w:t>0){</w:t>
+      </w:r>
+      <w:proofErr w:type="gramEnd"/>
+    </w:p>
+    <w:p>
+      <w:pPr>
+        <w:pStyle w:val="ListParagraph"/>
+        <w:ind w:left="1069"/>
+        <w:jc w:val="both"/>
+        <w:rPr>
+          <w:color w:val="FF0000"/>
+        </w:rPr>
+      </w:pPr>
+      <w:r>
+        <w:rPr>
+          <w:color w:val="FF0000"/>
+        </w:rPr>
+        <w:t xml:space="preserve">            return </w:t>
+      </w:r>
+      <w:proofErr w:type="gramStart"/>
+      <w:r>
+        <w:rPr>
+          <w:color w:val="FF0000"/>
+        </w:rPr>
+        <w:t>null;</w:t>
+      </w:r>
+      <w:proofErr w:type="gramEnd"/>
+    </w:p>
+    <w:p>
+      <w:pPr>
+        <w:pStyle w:val="ListParagraph"/>
+        <w:ind w:left="1069"/>
+        <w:jc w:val="both"/>
+        <w:rPr>
+          <w:color w:val="FF0000"/>
+        </w:rPr>
+      </w:pPr>
+      <w:r>
+        <w:rPr>
+          <w:color w:val="FF0000"/>
+        </w:rPr>
+        <w:t>        }</w:t>
+      </w:r>
+    </w:p>
+    <w:p>
+      <w:pPr>
+        <w:pStyle w:val="ListParagraph"/>
+        <w:ind w:left="1069"/>
+        <w:jc w:val="both"/>
+        <w:rPr>
+          <w:color w:val="FF0000"/>
+        </w:rPr>
+      </w:pPr>
+      <w:r>
+        <w:rPr>
+          <w:color w:val="FF0000"/>
+        </w:rPr>
+        <w:t xml:space="preserve">        Node temp = </w:t>
+      </w:r>
+      <w:proofErr w:type="gramStart"/>
+      <w:r>
+        <w:rPr>
+          <w:color w:val="FF0000"/>
+        </w:rPr>
+        <w:t>head;</w:t>
+      </w:r>
+      <w:proofErr w:type="gramEnd"/>
+    </w:p>
+    <w:p>
+      <w:pPr>
+        <w:pStyle w:val="ListParagraph"/>
+        <w:ind w:left="1069"/>
+        <w:jc w:val="both"/>
+        <w:rPr>
+          <w:color w:val="FF0000"/>
+        </w:rPr>
+      </w:pPr>
+      <w:r>
+        <w:rPr>
+          <w:color w:val="FF0000"/>
+        </w:rPr>
+        <w:t xml:space="preserve">        head = </w:t>
+      </w:r>
+      <w:proofErr w:type="spellStart"/>
+      <w:proofErr w:type="gramStart"/>
+      <w:r>
+        <w:rPr>
+          <w:color w:val="FF0000"/>
+        </w:rPr>
+        <w:t>temp.next</w:t>
+      </w:r>
+      <w:proofErr w:type="spellEnd"/>
+      <w:proofErr w:type="gramEnd"/>
+      <w:r>
+        <w:rPr>
+          <w:color w:val="FF0000"/>
+        </w:rPr>
+        <w:t>;</w:t>
+      </w:r>
+    </w:p>
+    <w:p>
+      <w:pPr>
+        <w:pStyle w:val="ListParagraph"/>
+        <w:ind w:left="1069"/>
+        <w:jc w:val="both"/>
+        <w:rPr>
+          <w:color w:val="FF0000"/>
+        </w:rPr>
+      </w:pPr>
+      <w:r>
+        <w:rPr>
+          <w:color w:val="FF0000"/>
+        </w:rPr>
+        <w:t xml:space="preserve">        </w:t>
+      </w:r>
+      <w:proofErr w:type="spellStart"/>
+      <w:proofErr w:type="gramStart"/>
+      <w:r>
+        <w:rPr>
+          <w:color w:val="FF0000"/>
+        </w:rPr>
+        <w:t>temp.next</w:t>
+      </w:r>
+      <w:proofErr w:type="spellEnd"/>
+      <w:proofErr w:type="gramEnd"/>
+      <w:r>
+        <w:rPr>
+          <w:color w:val="FF0000"/>
+        </w:rPr>
+        <w:t xml:space="preserve"> = </w:t>
+      </w:r>
+      <w:proofErr w:type="gramStart"/>
+      <w:r>
+        <w:rPr>
+          <w:color w:val="FF0000"/>
+        </w:rPr>
+        <w:t>null;</w:t>
+      </w:r>
+      <w:proofErr w:type="gramEnd"/>
+    </w:p>
+    <w:p>
+      <w:pPr>
+        <w:pStyle w:val="ListParagraph"/>
+        <w:ind w:left="1069"/>
+        <w:jc w:val="both"/>
+        <w:rPr>
+          <w:color w:val="FF0000"/>
+        </w:rPr>
+      </w:pPr>
+      <w:r>
+        <w:rPr>
+          <w:color w:val="FF0000"/>
+        </w:rPr>
+        <w:t>        length-</w:t>
+      </w:r>
+      <w:proofErr w:type="gramStart"/>
+      <w:r>
+        <w:rPr>
+          <w:color w:val="FF0000"/>
+        </w:rPr>
+        <w:t>-;</w:t>
+      </w:r>
+      <w:proofErr w:type="gramEnd"/>
+    </w:p>
+    <w:p>
+      <w:pPr>
+        <w:pStyle w:val="ListParagraph"/>
+        <w:ind w:left="1069"/>
+        <w:jc w:val="both"/>
+        <w:rPr>
+          <w:color w:val="FF0000"/>
+        </w:rPr>
+      </w:pPr>
+      <w:r>
+        <w:rPr>
+          <w:color w:val="FF0000"/>
+        </w:rPr>
+        <w:t>        if (length ==</w:t>
+      </w:r>
+      <w:proofErr w:type="gramStart"/>
+      <w:r>
+        <w:rPr>
+          <w:color w:val="FF0000"/>
+        </w:rPr>
+        <w:t>0){</w:t>
+      </w:r>
+      <w:proofErr w:type="gramEnd"/>
+      <w:r>
+        <w:rPr>
+          <w:color w:val="FF0000"/>
+        </w:rPr>
+        <w:t>;</w:t>
+      </w:r>
+    </w:p>
+    <w:p>
+      <w:pPr>
+        <w:pStyle w:val="ListParagraph"/>
+        <w:ind w:left="1069"/>
+        <w:jc w:val="both"/>
+        <w:rPr>
+          <w:color w:val="FF0000"/>
+        </w:rPr>
+      </w:pPr>
+      <w:r>
+        <w:rPr>
+          <w:color w:val="FF0000"/>
+        </w:rPr>
+        <w:t xml:space="preserve">            tail = </w:t>
+      </w:r>
+      <w:proofErr w:type="gramStart"/>
+      <w:r>
+        <w:rPr>
+          <w:color w:val="FF0000"/>
+        </w:rPr>
+        <w:t>null;</w:t>
+      </w:r>
+      <w:proofErr w:type="gramEnd"/>
+    </w:p>
+    <w:p>
+      <w:pPr>
+        <w:pStyle w:val="ListParagraph"/>
+        <w:ind w:left="1069"/>
+        <w:jc w:val="both"/>
+        <w:rPr>
+          <w:color w:val="FF0000"/>
+        </w:rPr>
+      </w:pPr>
+      <w:r>
+        <w:rPr>
+          <w:color w:val="FF0000"/>
+        </w:rPr>
+        <w:t>        }</w:t>
+      </w:r>
+    </w:p>
+    <w:p>
+      <w:pPr>
+        <w:pStyle w:val="ListParagraph"/>
+        <w:ind w:left="1069"/>
+        <w:jc w:val="both"/>
+        <w:rPr>
+          <w:color w:val="FF0000"/>
+        </w:rPr>
+      </w:pPr>
+      <w:r>
+        <w:rPr>
+          <w:color w:val="FF0000"/>
+        </w:rPr>
+        <w:t xml:space="preserve">        return </w:t>
+      </w:r>
+      <w:proofErr w:type="gramStart"/>
+      <w:r>
+        <w:rPr>
+          <w:color w:val="FF0000"/>
+        </w:rPr>
+        <w:t>temp;</w:t>
+      </w:r>
+      <w:proofErr w:type="gramEnd"/>
+    </w:p>
+    <w:p>
+      <w:pPr>
+        <w:pStyle w:val="ListParagraph"/>
+        <w:ind w:left="1069"/>
+        <w:jc w:val="both"/>
+        <w:rPr>
+          <w:color w:val="FF0000"/>
+        </w:rPr>
+      </w:pPr>
+      <w:r>
+        <w:rPr>
+          <w:color w:val="FF0000"/>
+        </w:rPr>
+        <w:t>    }</w:t>
+      </w:r>
+    </w:p>
+    <w:p>
+      <w:pPr>
+        <w:pStyle w:val="ListParagraph"/>
+        <w:ind w:left="1069"/>
+        <w:jc w:val="both"/>
+        <w:rPr>
+          <w:color w:val="FF0000"/>
+        </w:rPr>
+      </w:pPr>
+    </w:p>
+    <w:p>
+      <w:pPr>
+        <w:pStyle w:val="ListParagraph"/>
+        <w:ind w:left="1069"/>
+        <w:jc w:val="both"/>
+        <w:rPr>
+          <w:color w:val="FF0000"/>
+        </w:rPr>
+      </w:pPr>
+      <w:r>
+        <w:rPr>
+          <w:color w:val="FF0000"/>
+        </w:rPr>
+        <w:t xml:space="preserve">    public Node </w:t>
+      </w:r>
+      <w:proofErr w:type="gramStart"/>
+      <w:r>
+        <w:rPr>
+          <w:color w:val="FF0000"/>
+        </w:rPr>
+        <w:t>get(</w:t>
+      </w:r>
+      <w:proofErr w:type="gramEnd"/>
+      <w:r>
+        <w:rPr>
+          <w:color w:val="FF0000"/>
+        </w:rPr>
+        <w:t xml:space="preserve">int </w:t>
+      </w:r>
+      <w:proofErr w:type="gramStart"/>
+      <w:r>
+        <w:rPr>
+          <w:color w:val="FF0000"/>
+        </w:rPr>
+        <w:t>index){</w:t>
+      </w:r>
+      <w:proofErr w:type="gramEnd"/>
+    </w:p>
+    <w:p>
+      <w:pPr>
+        <w:pStyle w:val="ListParagraph"/>
+        <w:ind w:left="1069"/>
+        <w:jc w:val="both"/>
+        <w:rPr>
+          <w:color w:val="FF0000"/>
+        </w:rPr>
+      </w:pPr>
+      <w:r>
+        <w:rPr>
+          <w:color w:val="FF0000"/>
+        </w:rPr>
+        <w:t xml:space="preserve">        if (index &lt; 0 || index &gt; </w:t>
+      </w:r>
+      <w:proofErr w:type="gramStart"/>
+      <w:r>
+        <w:rPr>
+          <w:color w:val="FF0000"/>
+        </w:rPr>
+        <w:t>length){</w:t>
+      </w:r>
+      <w:proofErr w:type="gramEnd"/>
+    </w:p>
+    <w:p>
+      <w:pPr>
+        <w:pStyle w:val="ListParagraph"/>
+        <w:ind w:left="1069"/>
+        <w:jc w:val="both"/>
+        <w:rPr>
+          <w:color w:val="FF0000"/>
+        </w:rPr>
+      </w:pPr>
+      <w:r>
+        <w:rPr>
+          <w:color w:val="FF0000"/>
+        </w:rPr>
+        <w:t xml:space="preserve">            return </w:t>
+      </w:r>
+      <w:proofErr w:type="gramStart"/>
+      <w:r>
+        <w:rPr>
+          <w:color w:val="FF0000"/>
+        </w:rPr>
+        <w:t>null;</w:t>
+      </w:r>
+      <w:proofErr w:type="gramEnd"/>
+    </w:p>
+    <w:p>
+      <w:pPr>
+        <w:pStyle w:val="ListParagraph"/>
+        <w:ind w:left="1069"/>
+        <w:jc w:val="both"/>
+        <w:rPr>
+          <w:color w:val="FF0000"/>
+        </w:rPr>
+      </w:pPr>
+      <w:r>
+        <w:rPr>
+          <w:color w:val="FF0000"/>
+        </w:rPr>
+        <w:t>        }</w:t>
+      </w:r>
+    </w:p>
+    <w:p>
+      <w:pPr>
+        <w:pStyle w:val="ListParagraph"/>
+        <w:ind w:left="1069"/>
+        <w:jc w:val="both"/>
+        <w:rPr>
+          <w:color w:val="FF0000"/>
+        </w:rPr>
+      </w:pPr>
+      <w:r>
+        <w:rPr>
+          <w:color w:val="FF0000"/>
+        </w:rPr>
+        <w:t xml:space="preserve">        Node temp = </w:t>
+      </w:r>
+      <w:proofErr w:type="gramStart"/>
+      <w:r>
+        <w:rPr>
+          <w:color w:val="FF0000"/>
+        </w:rPr>
+        <w:t>head;</w:t>
+      </w:r>
+      <w:proofErr w:type="gramEnd"/>
+    </w:p>
+    <w:p>
+      <w:pPr>
+        <w:pStyle w:val="ListParagraph"/>
+        <w:ind w:left="1069"/>
+        <w:jc w:val="both"/>
+        <w:rPr>
+          <w:color w:val="FF0000"/>
+        </w:rPr>
+      </w:pPr>
+      <w:r>
+        <w:rPr>
+          <w:color w:val="FF0000"/>
+        </w:rPr>
+        <w:t xml:space="preserve">        for (int </w:t>
+      </w:r>
+      <w:proofErr w:type="spellStart"/>
+      <w:r>
+        <w:rPr>
+          <w:color w:val="FF0000"/>
+        </w:rPr>
+        <w:t>i</w:t>
+      </w:r>
+      <w:proofErr w:type="spellEnd"/>
+      <w:r>
+        <w:rPr>
+          <w:color w:val="FF0000"/>
+        </w:rPr>
+        <w:t xml:space="preserve">=0; </w:t>
+      </w:r>
+      <w:proofErr w:type="spellStart"/>
+      <w:r>
+        <w:rPr>
+          <w:color w:val="FF0000"/>
+        </w:rPr>
+        <w:t>i</w:t>
+      </w:r>
+      <w:proofErr w:type="spellEnd"/>
+      <w:r>
+        <w:rPr>
+          <w:color w:val="FF0000"/>
+        </w:rPr>
+        <w:t xml:space="preserve">&lt;index; </w:t>
+      </w:r>
+      <w:proofErr w:type="spellStart"/>
+      <w:r>
+        <w:rPr>
+          <w:color w:val="FF0000"/>
+        </w:rPr>
+        <w:t>i</w:t>
+      </w:r>
+      <w:proofErr w:type="spellEnd"/>
+      <w:r>
+        <w:rPr>
+          <w:color w:val="FF0000"/>
+        </w:rPr>
+        <w:t>+</w:t>
+      </w:r>
+      <w:proofErr w:type="gramStart"/>
+      <w:r>
+        <w:rPr>
+          <w:color w:val="FF0000"/>
+        </w:rPr>
+        <w:t>+){</w:t>
+      </w:r>
+      <w:proofErr w:type="gramEnd"/>
+    </w:p>
+    <w:p>
+      <w:pPr>
+        <w:pStyle w:val="ListParagraph"/>
+        <w:ind w:left="1069"/>
+        <w:jc w:val="both"/>
+        <w:rPr>
+          <w:color w:val="FF0000"/>
+        </w:rPr>
+      </w:pPr>
+      <w:r>
+        <w:rPr>
+          <w:color w:val="FF0000"/>
+        </w:rPr>
+        <w:t xml:space="preserve">            temp = </w:t>
+      </w:r>
+      <w:proofErr w:type="spellStart"/>
+      <w:proofErr w:type="gramStart"/>
+      <w:r>
+        <w:rPr>
+          <w:color w:val="FF0000"/>
+        </w:rPr>
+        <w:t>temp.next</w:t>
+      </w:r>
+      <w:proofErr w:type="spellEnd"/>
+      <w:proofErr w:type="gramEnd"/>
+      <w:r>
+        <w:rPr>
+          <w:color w:val="FF0000"/>
+        </w:rPr>
+        <w:t>;</w:t>
+      </w:r>
+    </w:p>
+    <w:p>
+      <w:pPr>
+        <w:pStyle w:val="ListParagraph"/>
+        <w:ind w:left="1069"/>
+        <w:jc w:val="both"/>
+        <w:rPr>
+          <w:color w:val="FF0000"/>
+        </w:rPr>
+      </w:pPr>
+      <w:r>
+        <w:rPr>
+          <w:color w:val="FF0000"/>
+        </w:rPr>
+        <w:lastRenderedPageBreak/>
+        <w:t>        }</w:t>
+      </w:r>
+    </w:p>
+    <w:p>
+      <w:pPr>
+        <w:pStyle w:val="ListParagraph"/>
+        <w:ind w:left="1069"/>
+        <w:jc w:val="both"/>
+        <w:rPr>
+          <w:color w:val="FF0000"/>
+        </w:rPr>
+      </w:pPr>
+      <w:r>
+        <w:rPr>
+          <w:color w:val="FF0000"/>
+        </w:rPr>
+        <w:t xml:space="preserve">        return </w:t>
+      </w:r>
+      <w:proofErr w:type="gramStart"/>
+      <w:r>
+        <w:rPr>
+          <w:color w:val="FF0000"/>
+        </w:rPr>
+        <w:t>temp;</w:t>
+      </w:r>
+      <w:proofErr w:type="gramEnd"/>
+    </w:p>
+    <w:p>
+      <w:pPr>
+        <w:pStyle w:val="ListParagraph"/>
+        <w:ind w:left="1069"/>
+        <w:jc w:val="both"/>
+        <w:rPr>
+          <w:color w:val="FF0000"/>
+        </w:rPr>
+      </w:pPr>
+      <w:r>
+        <w:rPr>
+          <w:color w:val="FF0000"/>
+        </w:rPr>
+        <w:t>    }</w:t>
+      </w:r>
+    </w:p>
+    <w:p>
+      <w:pPr>
+        <w:pStyle w:val="ListParagraph"/>
+        <w:ind w:left="1069"/>
+        <w:jc w:val="both"/>
+        <w:rPr>
+          <w:color w:val="FF0000"/>
+        </w:rPr>
+      </w:pPr>
+    </w:p>
+    <w:p>
+      <w:pPr>
+        <w:pStyle w:val="ListParagraph"/>
+        <w:ind w:left="1069"/>
+        <w:jc w:val="both"/>
+        <w:rPr>
+          <w:color w:val="FF0000"/>
+        </w:rPr>
+      </w:pPr>
+      <w:r>
+        <w:rPr>
+          <w:color w:val="FF0000"/>
+        </w:rPr>
+        <w:t xml:space="preserve">    </w:t>
+      </w:r>
+      <w:proofErr w:type="gramStart"/>
+      <w:r>
+        <w:rPr>
+          <w:color w:val="FF0000"/>
+        </w:rPr>
+        <w:t>public</w:t>
+      </w:r>
+      <w:proofErr w:type="gramEnd"/>
+      <w:r>
+        <w:rPr>
+          <w:color w:val="FF0000"/>
+        </w:rPr>
+        <w:t xml:space="preserve"> Node </w:t>
+      </w:r>
+      <w:proofErr w:type="gramStart"/>
+      <w:r>
+        <w:rPr>
+          <w:color w:val="FF0000"/>
+        </w:rPr>
+        <w:t>remove(</w:t>
+      </w:r>
+      <w:proofErr w:type="gramEnd"/>
+      <w:r>
+        <w:rPr>
+          <w:color w:val="FF0000"/>
+        </w:rPr>
+        <w:t xml:space="preserve">int </w:t>
+      </w:r>
+      <w:proofErr w:type="gramStart"/>
+      <w:r>
+        <w:rPr>
+          <w:color w:val="FF0000"/>
+        </w:rPr>
+        <w:t>index){</w:t>
+      </w:r>
+      <w:proofErr w:type="gramEnd"/>
+    </w:p>
+    <w:p>
+      <w:pPr>
+        <w:pStyle w:val="ListParagraph"/>
+        <w:ind w:left="1069"/>
+        <w:jc w:val="both"/>
+        <w:rPr>
+          <w:color w:val="FF0000"/>
+        </w:rPr>
+      </w:pPr>
+      <w:r>
+        <w:rPr>
+          <w:color w:val="FF0000"/>
+        </w:rPr>
+        <w:t xml:space="preserve">        if (index &lt; 0 || index &gt;= </w:t>
+      </w:r>
+      <w:proofErr w:type="gramStart"/>
+      <w:r>
+        <w:rPr>
+          <w:color w:val="FF0000"/>
+        </w:rPr>
+        <w:t>length){</w:t>
+      </w:r>
+      <w:proofErr w:type="gramEnd"/>
+    </w:p>
+    <w:p>
+      <w:pPr>
+        <w:pStyle w:val="ListParagraph"/>
+        <w:ind w:left="1069"/>
+        <w:jc w:val="both"/>
+        <w:rPr>
+          <w:color w:val="FF0000"/>
+        </w:rPr>
+      </w:pPr>
+      <w:r>
+        <w:rPr>
+          <w:color w:val="FF0000"/>
+        </w:rPr>
+        <w:t xml:space="preserve">            return </w:t>
+      </w:r>
+      <w:proofErr w:type="gramStart"/>
+      <w:r>
+        <w:rPr>
+          <w:color w:val="FF0000"/>
+        </w:rPr>
+        <w:t>null;</w:t>
+      </w:r>
+      <w:proofErr w:type="gramEnd"/>
+    </w:p>
+    <w:p>
+      <w:pPr>
+        <w:pStyle w:val="ListParagraph"/>
+        <w:ind w:left="1069"/>
+        <w:jc w:val="both"/>
+        <w:rPr>
+          <w:color w:val="FF0000"/>
+        </w:rPr>
+      </w:pPr>
+      <w:r>
+        <w:rPr>
+          <w:color w:val="FF0000"/>
+        </w:rPr>
+        <w:t xml:space="preserve">        </w:t>
+      </w:r>
+      <w:proofErr w:type="gramStart"/>
+      <w:r>
+        <w:rPr>
+          <w:color w:val="FF0000"/>
+        </w:rPr>
+        <w:t>}else</w:t>
+      </w:r>
+      <w:proofErr w:type="gramEnd"/>
+      <w:r>
+        <w:rPr>
+          <w:color w:val="FF0000"/>
+        </w:rPr>
+        <w:t xml:space="preserve"> </w:t>
+      </w:r>
+      <w:proofErr w:type="gramStart"/>
+      <w:r>
+        <w:rPr>
+          <w:color w:val="FF0000"/>
+        </w:rPr>
+        <w:t>if(</w:t>
+      </w:r>
+      <w:proofErr w:type="gramEnd"/>
+      <w:r>
+        <w:rPr>
+          <w:color w:val="FF0000"/>
+        </w:rPr>
+        <w:t xml:space="preserve">index == </w:t>
+      </w:r>
+      <w:proofErr w:type="gramStart"/>
+      <w:r>
+        <w:rPr>
+          <w:color w:val="FF0000"/>
+        </w:rPr>
+        <w:t>0){</w:t>
+      </w:r>
+      <w:proofErr w:type="gramEnd"/>
+    </w:p>
+    <w:p>
+      <w:pPr>
+        <w:pStyle w:val="ListParagraph"/>
+        <w:ind w:left="1069"/>
+        <w:jc w:val="both"/>
+        <w:rPr>
+          <w:color w:val="FF0000"/>
+        </w:rPr>
+      </w:pPr>
+      <w:r>
+        <w:rPr>
+          <w:color w:val="FF0000"/>
+        </w:rPr>
+        <w:t xml:space="preserve">            return </w:t>
+      </w:r>
+      <w:proofErr w:type="spellStart"/>
+      <w:proofErr w:type="gramStart"/>
+      <w:r>
+        <w:rPr>
+          <w:color w:val="FF0000"/>
+        </w:rPr>
+        <w:t>removeFirst</w:t>
+      </w:r>
+      <w:proofErr w:type="spellEnd"/>
+      <w:r>
+        <w:rPr>
+          <w:color w:val="FF0000"/>
+        </w:rPr>
+        <w:t>();</w:t>
+      </w:r>
+      <w:proofErr w:type="gramEnd"/>
+    </w:p>
+    <w:p>
+      <w:pPr>
+        <w:pStyle w:val="ListParagraph"/>
+        <w:ind w:left="1069"/>
+        <w:jc w:val="both"/>
+        <w:rPr>
+          <w:color w:val="FF0000"/>
+        </w:rPr>
+      </w:pPr>
+      <w:r>
+        <w:rPr>
+          <w:color w:val="FF0000"/>
+        </w:rPr>
+        <w:t xml:space="preserve">        </w:t>
+      </w:r>
+      <w:proofErr w:type="gramStart"/>
+      <w:r>
+        <w:rPr>
+          <w:color w:val="FF0000"/>
+        </w:rPr>
+        <w:t>}else</w:t>
+      </w:r>
+      <w:proofErr w:type="gramEnd"/>
+      <w:r>
+        <w:rPr>
+          <w:color w:val="FF0000"/>
+        </w:rPr>
+        <w:t xml:space="preserve"> if (index == length-</w:t>
+      </w:r>
+      <w:proofErr w:type="gramStart"/>
+      <w:r>
+        <w:rPr>
+          <w:color w:val="FF0000"/>
+        </w:rPr>
+        <w:t>1){</w:t>
+      </w:r>
+      <w:proofErr w:type="gramEnd"/>
+    </w:p>
+    <w:p>
+      <w:pPr>
+        <w:pStyle w:val="ListParagraph"/>
+        <w:ind w:left="1069"/>
+        <w:jc w:val="both"/>
+        <w:rPr>
+          <w:color w:val="FF0000"/>
+        </w:rPr>
+      </w:pPr>
+      <w:r>
+        <w:rPr>
+          <w:color w:val="FF0000"/>
+        </w:rPr>
+        <w:t xml:space="preserve">            return </w:t>
+      </w:r>
+      <w:proofErr w:type="spellStart"/>
+      <w:proofErr w:type="gramStart"/>
+      <w:r>
+        <w:rPr>
+          <w:color w:val="FF0000"/>
+        </w:rPr>
+        <w:t>removeLast</w:t>
+      </w:r>
+      <w:proofErr w:type="spellEnd"/>
+      <w:r>
+        <w:rPr>
+          <w:color w:val="FF0000"/>
+        </w:rPr>
+        <w:t>();</w:t>
+      </w:r>
+      <w:proofErr w:type="gramEnd"/>
+    </w:p>
+    <w:p>
+      <w:pPr>
+        <w:pStyle w:val="ListParagraph"/>
+        <w:ind w:left="1069"/>
+        <w:jc w:val="both"/>
+        <w:rPr>
+          <w:color w:val="FF0000"/>
+        </w:rPr>
+      </w:pPr>
+      <w:r>
+        <w:rPr>
+          <w:color w:val="FF0000"/>
+        </w:rPr>
+        <w:t xml:space="preserve">        </w:t>
+      </w:r>
+      <w:proofErr w:type="gramStart"/>
+      <w:r>
+        <w:rPr>
+          <w:color w:val="FF0000"/>
+        </w:rPr>
+        <w:t>}else</w:t>
+      </w:r>
+      <w:proofErr w:type="gramEnd"/>
+      <w:r>
+        <w:rPr>
+          <w:color w:val="FF0000"/>
+        </w:rPr>
+        <w:t>{</w:t>
+      </w:r>
+    </w:p>
+    <w:p>
+      <w:pPr>
+        <w:pStyle w:val="ListParagraph"/>
+        <w:ind w:left="1069"/>
+        <w:jc w:val="both"/>
+        <w:rPr>
+          <w:color w:val="FF0000"/>
+        </w:rPr>
+      </w:pPr>
+      <w:r>
+        <w:rPr>
+          <w:color w:val="FF0000"/>
+        </w:rPr>
+        <w:t xml:space="preserve">            Node </w:t>
+      </w:r>
+      <w:proofErr w:type="spellStart"/>
+      <w:r>
+        <w:rPr>
+          <w:color w:val="FF0000"/>
+        </w:rPr>
+        <w:t>prev</w:t>
+      </w:r>
+      <w:proofErr w:type="spellEnd"/>
+      <w:r>
+        <w:rPr>
+          <w:color w:val="FF0000"/>
+        </w:rPr>
+        <w:t xml:space="preserve"> = get(index-1</w:t>
+      </w:r>
+      <w:proofErr w:type="gramStart"/>
+      <w:r>
+        <w:rPr>
+          <w:color w:val="FF0000"/>
+        </w:rPr>
+        <w:t>);</w:t>
+      </w:r>
+      <w:proofErr w:type="gramEnd"/>
+    </w:p>
+    <w:p>
+      <w:pPr>
+        <w:pStyle w:val="ListParagraph"/>
+        <w:ind w:left="1069"/>
+        <w:jc w:val="both"/>
+        <w:rPr>
+          <w:color w:val="FF0000"/>
+        </w:rPr>
+      </w:pPr>
+      <w:r>
+        <w:rPr>
+          <w:color w:val="FF0000"/>
+        </w:rPr>
+        <w:t xml:space="preserve">            Node </w:t>
+      </w:r>
+      <w:proofErr w:type="spellStart"/>
+      <w:r>
+        <w:rPr>
+          <w:color w:val="FF0000"/>
+        </w:rPr>
+        <w:t>curr</w:t>
+      </w:r>
+      <w:proofErr w:type="spellEnd"/>
+      <w:r>
+        <w:rPr>
+          <w:color w:val="FF0000"/>
+        </w:rPr>
+        <w:t xml:space="preserve"> = get(index</w:t>
+      </w:r>
+      <w:proofErr w:type="gramStart"/>
+      <w:r>
+        <w:rPr>
+          <w:color w:val="FF0000"/>
+        </w:rPr>
+        <w:t>);</w:t>
+      </w:r>
+      <w:proofErr w:type="gramEnd"/>
+    </w:p>
+    <w:p>
+      <w:pPr>
+        <w:pStyle w:val="ListParagraph"/>
+        <w:ind w:left="1069"/>
+        <w:jc w:val="both"/>
+        <w:rPr>
+          <w:color w:val="FF0000"/>
+        </w:rPr>
+      </w:pPr>
+      <w:r>
+        <w:rPr>
+          <w:color w:val="FF0000"/>
+        </w:rPr>
+        <w:t xml:space="preserve">            </w:t>
+      </w:r>
+      <w:proofErr w:type="spellStart"/>
+      <w:proofErr w:type="gramStart"/>
+      <w:r>
+        <w:rPr>
+          <w:color w:val="FF0000"/>
+        </w:rPr>
+        <w:t>prev.next</w:t>
+      </w:r>
+      <w:proofErr w:type="spellEnd"/>
+      <w:proofErr w:type="gramEnd"/>
+      <w:r>
+        <w:rPr>
+          <w:color w:val="FF0000"/>
+        </w:rPr>
+        <w:t xml:space="preserve"> = </w:t>
+      </w:r>
+      <w:proofErr w:type="spellStart"/>
+      <w:proofErr w:type="gramStart"/>
+      <w:r>
+        <w:rPr>
+          <w:color w:val="FF0000"/>
+        </w:rPr>
+        <w:t>curr.next</w:t>
+      </w:r>
+      <w:proofErr w:type="spellEnd"/>
+      <w:proofErr w:type="gramEnd"/>
+      <w:r>
+        <w:rPr>
+          <w:color w:val="FF0000"/>
+        </w:rPr>
+        <w:t>;</w:t>
+      </w:r>
+    </w:p>
+    <w:p>
+      <w:pPr>
+        <w:pStyle w:val="ListParagraph"/>
+        <w:ind w:left="1069"/>
+        <w:jc w:val="both"/>
+        <w:rPr>
+          <w:color w:val="FF0000"/>
+        </w:rPr>
+      </w:pPr>
+      <w:r>
+        <w:rPr>
+          <w:color w:val="FF0000"/>
+        </w:rPr>
+        <w:t xml:space="preserve">            </w:t>
+      </w:r>
+      <w:proofErr w:type="spellStart"/>
+      <w:proofErr w:type="gramStart"/>
+      <w:r>
+        <w:rPr>
+          <w:color w:val="FF0000"/>
+        </w:rPr>
+        <w:t>curr.next</w:t>
+      </w:r>
+      <w:proofErr w:type="spellEnd"/>
+      <w:proofErr w:type="gramEnd"/>
+      <w:r>
+        <w:rPr>
+          <w:color w:val="FF0000"/>
+        </w:rPr>
+        <w:t xml:space="preserve"> = </w:t>
+      </w:r>
+      <w:proofErr w:type="gramStart"/>
+      <w:r>
+        <w:rPr>
+          <w:color w:val="FF0000"/>
+        </w:rPr>
+        <w:t>null;</w:t>
+      </w:r>
+      <w:proofErr w:type="gramEnd"/>
+    </w:p>
+    <w:p>
+      <w:pPr>
+        <w:pStyle w:val="ListParagraph"/>
+        <w:ind w:left="1069"/>
+        <w:jc w:val="both"/>
+        <w:rPr>
+          <w:color w:val="FF0000"/>
+        </w:rPr>
+      </w:pPr>
+      <w:r>
+        <w:rPr>
+          <w:color w:val="FF0000"/>
+        </w:rPr>
+        <w:t>            length-</w:t>
+      </w:r>
+      <w:proofErr w:type="gramStart"/>
+      <w:r>
+        <w:rPr>
+          <w:color w:val="FF0000"/>
+        </w:rPr>
+        <w:t>-;</w:t>
+      </w:r>
+      <w:proofErr w:type="gramEnd"/>
+    </w:p>
+    <w:p>
+      <w:pPr>
+        <w:pStyle w:val="ListParagraph"/>
+        <w:ind w:left="1069"/>
+        <w:jc w:val="both"/>
+        <w:rPr>
+          <w:color w:val="FF0000"/>
+        </w:rPr>
+      </w:pPr>
+      <w:r>
+        <w:rPr>
+          <w:color w:val="FF0000"/>
+        </w:rPr>
+        <w:t xml:space="preserve">            return </w:t>
+      </w:r>
+      <w:proofErr w:type="spellStart"/>
+      <w:proofErr w:type="gramStart"/>
+      <w:r>
+        <w:rPr>
+          <w:color w:val="FF0000"/>
+        </w:rPr>
+        <w:t>curr</w:t>
+      </w:r>
+      <w:proofErr w:type="spellEnd"/>
+      <w:r>
+        <w:rPr>
+          <w:color w:val="FF0000"/>
+        </w:rPr>
+        <w:t>;</w:t>
+      </w:r>
+      <w:proofErr w:type="gramEnd"/>
+    </w:p>
+    <w:p>
+      <w:pPr>
+        <w:pStyle w:val="ListParagraph"/>
+        <w:ind w:left="1069"/>
+        <w:jc w:val="both"/>
+        <w:rPr>
+          <w:color w:val="FF0000"/>
+        </w:rPr>
+      </w:pPr>
+      <w:r>
+        <w:rPr>
+          <w:color w:val="FF0000"/>
+        </w:rPr>
+        <w:t>        }</w:t>
+      </w:r>
+    </w:p>
+    <w:p>
+      <w:pPr>
+        <w:pStyle w:val="ListParagraph"/>
+        <w:ind w:left="1069"/>
+        <w:jc w:val="both"/>
+        <w:rPr>
+          <w:color w:val="FF0000"/>
+        </w:rPr>
+      </w:pPr>
+      <w:r>
+        <w:rPr>
+          <w:color w:val="FF0000"/>
+        </w:rPr>
+        <w:t>    }</w:t>
+      </w:r>
+    </w:p>
+    <w:p>
+      <w:pPr>
+        <w:pStyle w:val="ListParagraph"/>
+        <w:ind w:left="1069"/>
+        <w:jc w:val="both"/>
+        <w:rPr>
+          <w:color w:val="FF0000"/>
+        </w:rPr>
+      </w:pPr>
+      <w:r>
+        <w:rPr>
+          <w:color w:val="FF0000"/>
+        </w:rPr>
+        <w:t>}</w:t>
+      </w:r>
+    </w:p>
+    <w:p>
+      <w:pPr>
+        <w:pStyle w:val="ListParagraph"/>
+        <w:ind w:left="1069"/>
+        <w:jc w:val="both"/>
+        <w:rPr>
+          <w:color w:val="FF0000"/>
+        </w:rPr>
+      </w:pPr>
+    </w:p>
+    <w:p>
+      <w:pPr>
+        <w:pStyle w:val="ListParagraph"/>
+        <w:ind w:left="1069"/>
+        <w:jc w:val="both"/>
+        <w:rPr>
+          <w:color w:val="FF0000"/>
+        </w:rPr>
+      </w:pPr>
+      <w:r>
+        <w:rPr>
+          <w:color w:val="FF0000"/>
+        </w:rPr>
+        <w:drawing>
+          <wp:inline distT="0" distB="0" distL="0" distR="0" wp14:anchorId="2805024C" wp14:editId="24AB5342">
+            <wp:extent cx="2838846" cy="876422"/>
+            <wp:effectExtent l="0" t="0" r="0" b="0"/>
+            <wp:docPr id="1519212810" name="Picture 1" descr="A black screen with white text&#10;&#10;AI-generated content may be incorrect."/>
+            <wp:cNvGraphicFramePr>
+              <a:graphicFrameLocks xmlns:a="http://schemas.openxmlformats.org/drawingml/2006/main" noChangeAspect="1"/>
+            </wp:cNvGraphicFramePr>
+            <a:graphic xmlns:a="http://schemas.openxmlformats.org/drawingml/2006/main">
+              <a:graphicData uri="http://schemas.openxmlformats.org/drawingml/2006/picture">
+                <pic:pic xmlns:pic="http://schemas.openxmlformats.org/drawingml/2006/picture">
+                  <pic:nvPicPr>
+                    <pic:cNvPr id="1519212810" name="Picture 1" descr="A black screen with white text&#10;&#10;AI-generated content may be incorrect."/>
+                    <pic:cNvPicPr/>
+                  </pic:nvPicPr>
+                  <pic:blipFill>
+                    <a:blip r:embed="rId11"/>
+                    <a:stretch>
+                      <a:fillRect/>
+                    </a:stretch>
+                  </pic:blipFill>
+                  <pic:spPr>
+                    <a:xfrm>
+                      <a:off x="0" y="0"/>
+                      <a:ext cx="2838846" cy="876422"/>
+                    </a:xfrm>
+                    <a:prstGeom prst="rect">
+                      <a:avLst/>
+                    </a:prstGeom>
+                  </pic:spPr>
+                </pic:pic>
+              </a:graphicData>
+            </a:graphic>
+          </wp:inline>
+        </w:drawing>
+      </w:r>
+    </w:p>
+    <w:p>
+      <w:pPr>
+        <w:pStyle w:val="ListParagraph"/>
+        <w:ind w:left="1069"/>
+        <w:jc w:val="both"/>
+        <w:rPr>
           <w:rFonts w:ascii="Times New Roman" w:hAnsi="Times New Roman" w:cs="Times New Roman"/>
           <w:color w:val="FF0000"/>
           <w:sz w:val="24"/>
@@ -9843,391 +14233,9 @@
     </w:p>
     <w:p>
       <w:pPr>
-        <w:pStyle w:val="ListParagraph"/>
-        <w:ind w:left="1069"/>
-        <w:jc w:val="both"/>
-        <w:rPr>
-          <w:rFonts w:ascii="Times New Roman" w:hAnsi="Times New Roman" w:cs="Times New Roman"/>
-          <w:color w:val="FF0000"/>
-          <w:sz w:val="24"/>
-          <w:szCs w:val="24"/>
-        </w:rPr>
-      </w:pPr>
-    </w:p>
-    <w:p>
-      <w:pPr>
-        <w:pStyle w:val="ListParagraph"/>
-        <w:ind w:left="1069"/>
-        <w:jc w:val="both"/>
-        <w:rPr>
-          <w:rFonts w:ascii="Times New Roman" w:hAnsi="Times New Roman" w:cs="Times New Roman"/>
-          <w:color w:val="FF0000"/>
-          <w:sz w:val="24"/>
-          <w:szCs w:val="24"/>
-        </w:rPr>
-      </w:pPr>
-    </w:p>
-    <w:p>
-      <w:pPr>
-        <w:pStyle w:val="ListParagraph"/>
-        <w:ind w:left="1069"/>
-        <w:jc w:val="both"/>
-        <w:rPr>
-          <w:rFonts w:ascii="Times New Roman" w:hAnsi="Times New Roman" w:cs="Times New Roman"/>
-          <w:color w:val="FF0000"/>
-          <w:sz w:val="24"/>
-          <w:szCs w:val="24"/>
-        </w:rPr>
-      </w:pPr>
-    </w:p>
-    <w:p>
-      <w:pPr>
-        <w:pStyle w:val="ListParagraph"/>
-        <w:ind w:left="1069"/>
-        <w:jc w:val="both"/>
-        <w:rPr>
-          <w:rFonts w:ascii="Times New Roman" w:hAnsi="Times New Roman" w:cs="Times New Roman"/>
-          <w:color w:val="FF0000"/>
-          <w:sz w:val="24"/>
-          <w:szCs w:val="24"/>
-        </w:rPr>
-      </w:pPr>
-    </w:p>
-    <w:p>
-      <w:pPr>
-        <w:pStyle w:val="ListParagraph"/>
-        <w:ind w:left="1069"/>
-        <w:jc w:val="both"/>
-        <w:rPr>
-          <w:rFonts w:ascii="Times New Roman" w:hAnsi="Times New Roman" w:cs="Times New Roman"/>
-          <w:color w:val="FF0000"/>
-          <w:sz w:val="24"/>
-          <w:szCs w:val="24"/>
-        </w:rPr>
-      </w:pPr>
-    </w:p>
-    <w:p>
-      <w:pPr>
-        <w:pStyle w:val="ListParagraph"/>
-        <w:ind w:left="1069"/>
-        <w:jc w:val="both"/>
-        <w:rPr>
-          <w:rFonts w:ascii="Times New Roman" w:hAnsi="Times New Roman" w:cs="Times New Roman"/>
-          <w:color w:val="FF0000"/>
-          <w:sz w:val="24"/>
-          <w:szCs w:val="24"/>
-        </w:rPr>
-      </w:pPr>
-    </w:p>
-    <w:p>
-      <w:pPr>
-        <w:pStyle w:val="ListParagraph"/>
-        <w:ind w:left="1069"/>
-        <w:jc w:val="both"/>
-        <w:rPr>
-          <w:rFonts w:ascii="Times New Roman" w:hAnsi="Times New Roman" w:cs="Times New Roman"/>
-          <w:color w:val="FF0000"/>
-          <w:sz w:val="24"/>
-          <w:szCs w:val="24"/>
-        </w:rPr>
-      </w:pPr>
-    </w:p>
-    <w:p>
-      <w:pPr>
-        <w:pStyle w:val="ListParagraph"/>
-        <w:ind w:left="1069"/>
-        <w:jc w:val="both"/>
-        <w:rPr>
-          <w:rFonts w:ascii="Times New Roman" w:hAnsi="Times New Roman" w:cs="Times New Roman"/>
-          <w:color w:val="FF0000"/>
-          <w:sz w:val="24"/>
-          <w:szCs w:val="24"/>
-        </w:rPr>
-      </w:pPr>
-    </w:p>
-    <w:p>
-      <w:pPr>
-        <w:pStyle w:val="ListParagraph"/>
-        <w:ind w:left="1069"/>
-        <w:jc w:val="both"/>
-        <w:rPr>
-          <w:rFonts w:ascii="Times New Roman" w:hAnsi="Times New Roman" w:cs="Times New Roman"/>
-          <w:color w:val="FF0000"/>
-          <w:sz w:val="24"/>
-          <w:szCs w:val="24"/>
-        </w:rPr>
-      </w:pPr>
-    </w:p>
-    <w:p>
-      <w:pPr>
-        <w:pStyle w:val="ListParagraph"/>
-        <w:ind w:left="1069"/>
-        <w:jc w:val="both"/>
-        <w:rPr>
-          <w:rFonts w:ascii="Times New Roman" w:hAnsi="Times New Roman" w:cs="Times New Roman"/>
-          <w:color w:val="FF0000"/>
-          <w:sz w:val="24"/>
-          <w:szCs w:val="24"/>
-        </w:rPr>
-      </w:pPr>
-    </w:p>
-    <w:p>
-      <w:pPr>
-        <w:pStyle w:val="ListParagraph"/>
-        <w:ind w:left="1069"/>
-        <w:jc w:val="both"/>
-        <w:rPr>
-          <w:rFonts w:ascii="Times New Roman" w:hAnsi="Times New Roman" w:cs="Times New Roman"/>
-          <w:color w:val="FF0000"/>
-          <w:sz w:val="24"/>
-          <w:szCs w:val="24"/>
-        </w:rPr>
-      </w:pPr>
-    </w:p>
-    <w:p>
-      <w:pPr>
-        <w:pStyle w:val="ListParagraph"/>
-        <w:ind w:left="1069"/>
-        <w:jc w:val="both"/>
-        <w:rPr>
-          <w:rFonts w:ascii="Times New Roman" w:hAnsi="Times New Roman" w:cs="Times New Roman"/>
-          <w:color w:val="FF0000"/>
-          <w:sz w:val="24"/>
-          <w:szCs w:val="24"/>
-        </w:rPr>
-      </w:pPr>
-    </w:p>
-    <w:p>
-      <w:pPr>
-        <w:pStyle w:val="ListParagraph"/>
-        <w:ind w:left="1069"/>
-        <w:jc w:val="both"/>
-        <w:rPr>
-          <w:rFonts w:ascii="Times New Roman" w:hAnsi="Times New Roman" w:cs="Times New Roman"/>
-          <w:color w:val="FF0000"/>
-          <w:sz w:val="24"/>
-          <w:szCs w:val="24"/>
-        </w:rPr>
-      </w:pPr>
-    </w:p>
-    <w:p>
-      <w:pPr>
-        <w:pStyle w:val="ListParagraph"/>
-        <w:ind w:left="1069"/>
-        <w:jc w:val="both"/>
-        <w:rPr>
-          <w:rFonts w:ascii="Times New Roman" w:hAnsi="Times New Roman" w:cs="Times New Roman"/>
-          <w:color w:val="FF0000"/>
-          <w:sz w:val="24"/>
-          <w:szCs w:val="24"/>
-        </w:rPr>
-      </w:pPr>
-    </w:p>
-    <w:p>
-      <w:pPr>
-        <w:pStyle w:val="ListParagraph"/>
-        <w:ind w:left="1069"/>
-        <w:jc w:val="both"/>
-        <w:rPr>
-          <w:rFonts w:ascii="Times New Roman" w:hAnsi="Times New Roman" w:cs="Times New Roman"/>
-          <w:color w:val="FF0000"/>
-          <w:sz w:val="24"/>
-          <w:szCs w:val="24"/>
-        </w:rPr>
-      </w:pPr>
-    </w:p>
-    <w:p>
-      <w:pPr>
-        <w:pStyle w:val="ListParagraph"/>
-        <w:ind w:left="1069"/>
-        <w:jc w:val="both"/>
-        <w:rPr>
-          <w:rFonts w:ascii="Times New Roman" w:hAnsi="Times New Roman" w:cs="Times New Roman"/>
-          <w:color w:val="FF0000"/>
-          <w:sz w:val="24"/>
-          <w:szCs w:val="24"/>
-        </w:rPr>
-      </w:pPr>
-    </w:p>
-    <w:p>
-      <w:pPr>
-        <w:pStyle w:val="ListParagraph"/>
-        <w:ind w:left="1069"/>
-        <w:jc w:val="both"/>
-        <w:rPr>
-          <w:rFonts w:ascii="Times New Roman" w:hAnsi="Times New Roman" w:cs="Times New Roman"/>
-          <w:color w:val="FF0000"/>
-          <w:sz w:val="24"/>
-          <w:szCs w:val="24"/>
-        </w:rPr>
-      </w:pPr>
-    </w:p>
-    <w:p>
-      <w:pPr>
-        <w:pStyle w:val="ListParagraph"/>
-        <w:ind w:left="1069"/>
-        <w:jc w:val="both"/>
-        <w:rPr>
-          <w:rFonts w:ascii="Times New Roman" w:hAnsi="Times New Roman" w:cs="Times New Roman"/>
-          <w:color w:val="FF0000"/>
-          <w:sz w:val="24"/>
-          <w:szCs w:val="24"/>
-        </w:rPr>
-      </w:pPr>
-    </w:p>
-    <w:p>
-      <w:pPr>
-        <w:pStyle w:val="ListParagraph"/>
-        <w:ind w:left="1069"/>
-        <w:jc w:val="both"/>
-        <w:rPr>
-          <w:rFonts w:ascii="Times New Roman" w:hAnsi="Times New Roman" w:cs="Times New Roman"/>
-          <w:color w:val="FF0000"/>
-          <w:sz w:val="24"/>
-          <w:szCs w:val="24"/>
-        </w:rPr>
-      </w:pPr>
-    </w:p>
-    <w:p>
-      <w:pPr>
-        <w:pStyle w:val="ListParagraph"/>
-        <w:ind w:left="1069"/>
-        <w:jc w:val="both"/>
-        <w:rPr>
-          <w:rFonts w:ascii="Times New Roman" w:hAnsi="Times New Roman" w:cs="Times New Roman"/>
-          <w:color w:val="FF0000"/>
-          <w:sz w:val="24"/>
-          <w:szCs w:val="24"/>
-        </w:rPr>
-      </w:pPr>
-    </w:p>
-    <w:p>
-      <w:pPr>
-        <w:pStyle w:val="ListParagraph"/>
-        <w:ind w:left="1069"/>
-        <w:jc w:val="both"/>
-        <w:rPr>
-          <w:rFonts w:ascii="Times New Roman" w:hAnsi="Times New Roman" w:cs="Times New Roman"/>
-          <w:color w:val="FF0000"/>
-          <w:sz w:val="24"/>
-          <w:szCs w:val="24"/>
-        </w:rPr>
-      </w:pPr>
-    </w:p>
-    <w:p>
-      <w:pPr>
-        <w:pStyle w:val="ListParagraph"/>
-        <w:ind w:left="1069"/>
-        <w:jc w:val="both"/>
-        <w:rPr>
-          <w:rFonts w:ascii="Times New Roman" w:hAnsi="Times New Roman" w:cs="Times New Roman"/>
-          <w:color w:val="FF0000"/>
-          <w:sz w:val="24"/>
-          <w:szCs w:val="24"/>
-        </w:rPr>
-      </w:pPr>
-    </w:p>
-    <w:p>
-      <w:pPr>
-        <w:pStyle w:val="ListParagraph"/>
-        <w:ind w:left="1069"/>
-        <w:jc w:val="both"/>
-        <w:rPr>
-          <w:rFonts w:ascii="Times New Roman" w:hAnsi="Times New Roman" w:cs="Times New Roman"/>
-          <w:color w:val="FF0000"/>
-          <w:sz w:val="24"/>
-          <w:szCs w:val="24"/>
-        </w:rPr>
-      </w:pPr>
-    </w:p>
-    <w:p>
-      <w:pPr>
-        <w:pStyle w:val="ListParagraph"/>
-        <w:ind w:left="1069"/>
-        <w:jc w:val="both"/>
-        <w:rPr>
-          <w:rFonts w:ascii="Times New Roman" w:hAnsi="Times New Roman" w:cs="Times New Roman"/>
-          <w:color w:val="FF0000"/>
-          <w:sz w:val="24"/>
-          <w:szCs w:val="24"/>
-        </w:rPr>
-      </w:pPr>
-    </w:p>
-    <w:p>
-      <w:pPr>
-        <w:pStyle w:val="ListParagraph"/>
-        <w:ind w:left="1069"/>
-        <w:jc w:val="both"/>
-        <w:rPr>
-          <w:rFonts w:ascii="Times New Roman" w:hAnsi="Times New Roman" w:cs="Times New Roman"/>
-          <w:color w:val="FF0000"/>
-          <w:sz w:val="24"/>
-          <w:szCs w:val="24"/>
-        </w:rPr>
-      </w:pPr>
-    </w:p>
-    <w:p>
-      <w:pPr>
-        <w:pStyle w:val="ListParagraph"/>
-        <w:ind w:left="1069"/>
-        <w:jc w:val="both"/>
-        <w:rPr>
-          <w:rFonts w:ascii="Times New Roman" w:hAnsi="Times New Roman" w:cs="Times New Roman"/>
-          <w:color w:val="FF0000"/>
-          <w:sz w:val="24"/>
-          <w:szCs w:val="24"/>
-        </w:rPr>
-      </w:pPr>
-    </w:p>
-    <w:p>
-      <w:pPr>
-        <w:pStyle w:val="ListParagraph"/>
-        <w:ind w:left="1069"/>
-        <w:jc w:val="both"/>
-        <w:rPr>
-          <w:rFonts w:ascii="Times New Roman" w:hAnsi="Times New Roman" w:cs="Times New Roman"/>
-          <w:color w:val="FF0000"/>
-          <w:sz w:val="24"/>
-          <w:szCs w:val="24"/>
-        </w:rPr>
-      </w:pPr>
-    </w:p>
-    <w:p>
-      <w:pPr>
-        <w:pStyle w:val="ListParagraph"/>
-        <w:ind w:left="1069"/>
-        <w:jc w:val="both"/>
-        <w:rPr>
-          <w:rFonts w:ascii="Times New Roman" w:hAnsi="Times New Roman" w:cs="Times New Roman"/>
-          <w:color w:val="FF0000"/>
-          <w:sz w:val="24"/>
-          <w:szCs w:val="24"/>
-        </w:rPr>
-      </w:pPr>
-    </w:p>
-    <w:p>
-      <w:pPr>
-        <w:pStyle w:val="ListParagraph"/>
-        <w:ind w:left="1069"/>
-        <w:jc w:val="both"/>
-        <w:rPr>
-          <w:rFonts w:ascii="Times New Roman" w:hAnsi="Times New Roman" w:cs="Times New Roman"/>
-          <w:color w:val="FF0000"/>
-          <w:sz w:val="24"/>
-          <w:szCs w:val="24"/>
-        </w:rPr>
-      </w:pPr>
-    </w:p>
-    <w:p>
-      <w:pPr>
-        <w:pStyle w:val="ListParagraph"/>
-        <w:ind w:left="1069"/>
-        <w:jc w:val="both"/>
-        <w:rPr>
-          <w:rFonts w:ascii="Times New Roman" w:hAnsi="Times New Roman" w:cs="Times New Roman"/>
-          <w:color w:val="FF0000"/>
-          <w:sz w:val="24"/>
-          <w:szCs w:val="24"/>
+        <w:jc w:val="both"/>
+        <w:rPr>
+          <w:color w:val="FF0000"/>
         </w:rPr>
       </w:pPr>
     </w:p>
@@ -10332,6 +14340,7 @@
           <w:noProof/>
           <w:lang w:eastAsia="en-US"/>
         </w:rPr>
+        <w:lastRenderedPageBreak/>
         <mc:AlternateContent>
           <mc:Choice Requires="wps">
             <w:drawing>
@@ -10416,10 +14425,10 @@
       </w:r>
     </w:p>
     <w:sectPr>
-      <w:headerReference w:type="default" r:id="rId10"/>
-      <w:footerReference w:type="default" r:id="rId11"/>
-      <w:headerReference w:type="first" r:id="rId12"/>
-      <w:footerReference w:type="first" r:id="rId13"/>
+      <w:headerReference w:type="default" r:id="rId12"/>
+      <w:footerReference w:type="default" r:id="rId13"/>
+      <w:headerReference w:type="first" r:id="rId14"/>
+      <w:footerReference w:type="first" r:id="rId15"/>
       <w:pgSz w:w="11906" w:h="16838"/>
       <w:pgMar w:top="1571" w:right="1440" w:bottom="1440" w:left="1440" w:header="708" w:footer="833" w:gutter="0"/>
       <w:cols w:space="708"/>
@@ -10530,7 +14539,7 @@
             </wp:anchor>
           </w:drawing>
         </mc:Choice>
-        <mc:Fallback xmlns:a="http://schemas.openxmlformats.org/drawingml/2006/main" xmlns:a14="http://schemas.microsoft.com/office/drawing/2010/main">
+        <mc:Fallback xmlns:a14="http://schemas.microsoft.com/office/drawing/2010/main" xmlns:a="http://schemas.openxmlformats.org/drawingml/2006/main">
           <w:pict w14:anchorId="27C51E15">
             <v:line id="Straight Connector 5" style="position:absolute;z-index:251663360;visibility:visible;mso-wrap-style:square;mso-width-percent:0;mso-height-percent:0;mso-wrap-distance-left:9pt;mso-wrap-distance-top:-3e-5mm;mso-wrap-distance-right:9pt;mso-wrap-distance-bottom:-3e-5mm;mso-position-horizontal:absolute;mso-position-horizontal-relative:text;mso-position-vertical:absolute;mso-position-vertical-relative:text;mso-width-percent:0;mso-height-percent:0;mso-width-relative:page;mso-height-relative:page" o:spid="_x0000_s1026" strokecolor="#4f81bd" strokeweight="2pt" from="-53.65pt,5.75pt" to="504.35pt,5.75pt" w14:anchorId="34B3A931" o:gfxdata="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">
               <v:shadow on="t" opacity="24903f" offset="0,.55556mm" origin=",.5"/>
@@ -10640,7 +14649,7 @@
             </wp:anchor>
           </w:drawing>
         </mc:Choice>
-        <mc:Fallback xmlns:a="http://schemas.openxmlformats.org/drawingml/2006/main" xmlns:a14="http://schemas.microsoft.com/office/drawing/2010/main">
+        <mc:Fallback xmlns:a14="http://schemas.microsoft.com/office/drawing/2010/main" xmlns:a="http://schemas.openxmlformats.org/drawingml/2006/main">
           <w:pict w14:anchorId="4F37DF6E">
             <v:line id="Straight Connector 4" style="position:absolute;z-index:251668480;visibility:visible;mso-wrap-style:square;mso-width-percent:0;mso-height-percent:0;mso-wrap-distance-left:9pt;mso-wrap-distance-top:-3e-5mm;mso-wrap-distance-right:9pt;mso-wrap-distance-bottom:-3e-5mm;mso-position-horizontal:absolute;mso-position-horizontal-relative:text;mso-position-vertical:absolute;mso-position-vertical-relative:text;mso-width-percent:0;mso-height-percent:0;mso-width-relative:page;mso-height-relative:page" o:spid="_x0000_s1026" strokecolor="#4f81bd" strokeweight="2pt" from="-53.65pt,5.75pt" to="504.35pt,5.75pt" w14:anchorId="1EF14236" o:gfxdata="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">
               <v:shadow on="t" opacity="24903f" offset="0,.55556mm" origin=",.5"/>
@@ -10903,7 +14912,7 @@
             </wp:anchor>
           </w:drawing>
         </mc:Choice>
-        <mc:Fallback xmlns:a="http://schemas.openxmlformats.org/drawingml/2006/main" xmlns:pic="http://schemas.openxmlformats.org/drawingml/2006/picture" xmlns:a14="http://schemas.microsoft.com/office/drawing/2010/main">
+        <mc:Fallback xmlns:a14="http://schemas.microsoft.com/office/drawing/2010/main" xmlns:pic="http://schemas.openxmlformats.org/drawingml/2006/picture" xmlns:a="http://schemas.openxmlformats.org/drawingml/2006/main">
           <w:pict w14:anchorId="606860A2">
             <v:line id="Straight Connector 12" style="position:absolute;z-index:251661312;visibility:visible;mso-wrap-style:square;mso-width-percent:0;mso-height-percent:0;mso-wrap-distance-left:9pt;mso-wrap-distance-top:-3e-5mm;mso-wrap-distance-right:9pt;mso-wrap-distance-bottom:-3e-5mm;mso-position-horizontal:absolute;mso-position-horizontal-relative:text;mso-position-vertical:absolute;mso-position-vertical-relative:text;mso-width-percent:0;mso-height-percent:0;mso-width-relative:page;mso-height-relative:page" o:spid="_x0000_s1026" strokecolor="#4f81bd" strokeweight="2pt" from="-57.55pt,17.65pt" to="500.45pt,17.65pt" w14:anchorId="541D6B16" o:gfxdata="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">
               <v:shadow on="t" opacity="24903f" offset="0,.55556mm" origin=",.5"/>
@@ -11122,7 +15131,7 @@
             </wp:anchor>
           </w:drawing>
         </mc:Choice>
-        <mc:Fallback xmlns:a="http://schemas.openxmlformats.org/drawingml/2006/main" xmlns:pic="http://schemas.openxmlformats.org/drawingml/2006/picture" xmlns:a14="http://schemas.microsoft.com/office/drawing/2010/main">
+        <mc:Fallback xmlns:a14="http://schemas.microsoft.com/office/drawing/2010/main" xmlns:pic="http://schemas.openxmlformats.org/drawingml/2006/picture" xmlns:a="http://schemas.openxmlformats.org/drawingml/2006/main">
           <w:pict w14:anchorId="3F8501D6">
             <v:line id="Straight Connector 2" style="position:absolute;z-index:251666432;visibility:visible;mso-wrap-style:square;mso-width-percent:0;mso-height-percent:0;mso-wrap-distance-left:9pt;mso-wrap-distance-top:-3e-5mm;mso-wrap-distance-right:9pt;mso-wrap-distance-bottom:-3e-5mm;mso-position-horizontal:absolute;mso-position-horizontal-relative:text;mso-position-vertical:absolute;mso-position-vertical-relative:text;mso-width-percent:0;mso-height-percent:0;mso-width-relative:page;mso-height-relative:page" o:spid="_x0000_s1026" strokecolor="#4f81bd" strokeweight="2pt" from="-57.55pt,17.65pt" to="500.45pt,17.65pt" w14:anchorId="691FCB60" o:gfxdata="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">
               <v:shadow on="t" opacity="24903f" offset="0,.55556mm" origin=",.5"/>
@@ -14181,7 +18190,6 @@
   <w:style w:type="character" w:default="1" w:styleId="DefaultParagraphFont">
     <w:name w:val="Default Paragraph Font"/>
     <w:uiPriority w:val="1"/>
-    <w:semiHidden/>
     <w:unhideWhenUsed/>
   </w:style>
   <w:style w:type="table" w:default="1" w:styleId="TableNormal">
